--- a/reviews/2026-07-adobe-express/2026-07-adobe-express-report.docx
+++ b/reviews/2026-07-adobe-express/2026-07-adobe-express-report.docx
@@ -2064,6 +2064,830 @@
         <w:pStyle w:val="Heading2"/>
       </w:pPr>
       <w:r>
+        <w:t>Findings by sensory/functional modality (Section 508 FPC)</w:t>
+      </w:r>
+    </w:p>
+    <w:p>
+      <w:r>
+        <w:rPr>
+          <w:i/>
+        </w:rPr>
+        <w:t>Procurement reads in functional terms — "can a blind user, a deaf user, a keyboard-only user actually work?" This slices the same findings by the Section 508 Functional Performance Criteria (302.1–302.9), per the modality→WCAG map in `ontology/modality-checks.md`.</w:t>
+      </w:r>
+    </w:p>
+    <w:tbl>
+      <w:tblPr>
+        <w:tblStyle w:val="TableGrid"/>
+        <w:tblW w:type="auto" w:w="0"/>
+        <w:jc w:val="left"/>
+        <w:tblLayout w:type="autofit"/>
+        <w:tblLook w:firstColumn="1" w:firstRow="1" w:lastColumn="0" w:lastRow="0" w:noHBand="0" w:noVBand="1" w:val="04A0"/>
+      </w:tblPr>
+      <w:tblGrid>
+        <w:gridCol w:w="1930"/>
+        <w:gridCol w:w="1930"/>
+        <w:gridCol w:w="1930"/>
+        <w:gridCol w:w="1930"/>
+        <w:gridCol w:w="1930"/>
+      </w:tblGrid>
+      <w:tr>
+        <w:trPr>
+          <w:tblHeader w:val="true"/>
+        </w:trPr>
+        <w:tc>
+          <w:tcPr>
+            <w:tcW w:type="dxa" w:w="1930"/>
+            <w:shd w:val="clear" w:fill="D9D9D9"/>
+          </w:tcPr>
+          <w:p>
+            <w:pPr>
+              <w:spacing w:after="40"/>
+            </w:pPr>
+            <w:r>
+              <w:rPr>
+                <w:b/>
+                <w:sz w:val="19"/>
+              </w:rPr>
+              <w:t>Modality (508 FPC)</w:t>
+            </w:r>
+          </w:p>
+        </w:tc>
+        <w:tc>
+          <w:tcPr>
+            <w:tcW w:type="dxa" w:w="1930"/>
+            <w:shd w:val="clear" w:fill="D9D9D9"/>
+          </w:tcPr>
+          <w:p>
+            <w:pPr>
+              <w:spacing w:after="40"/>
+            </w:pPr>
+            <w:r>
+              <w:rPr>
+                <w:b/>
+                <w:sz w:val="19"/>
+              </w:rPr>
+              <w:t>Coverage so far</w:t>
+            </w:r>
+          </w:p>
+        </w:tc>
+        <w:tc>
+          <w:tcPr>
+            <w:tcW w:type="dxa" w:w="1930"/>
+            <w:shd w:val="clear" w:fill="D9D9D9"/>
+          </w:tcPr>
+          <w:p>
+            <w:pPr>
+              <w:spacing w:after="40"/>
+            </w:pPr>
+            <w:r>
+              <w:rPr>
+                <w:b/>
+                <w:sz w:val="19"/>
+              </w:rPr>
+              <w:t>Criteria failed</w:t>
+            </w:r>
+          </w:p>
+        </w:tc>
+        <w:tc>
+          <w:tcPr>
+            <w:tcW w:type="dxa" w:w="1930"/>
+            <w:shd w:val="clear" w:fill="D9D9D9"/>
+          </w:tcPr>
+          <w:p>
+            <w:pPr>
+              <w:spacing w:after="40"/>
+            </w:pPr>
+            <w:r>
+              <w:rPr>
+                <w:b/>
+                <w:sz w:val="19"/>
+              </w:rPr>
+              <w:t>Findings</w:t>
+            </w:r>
+          </w:p>
+        </w:tc>
+        <w:tc>
+          <w:tcPr>
+            <w:tcW w:type="dxa" w:w="1930"/>
+            <w:shd w:val="clear" w:fill="D9D9D9"/>
+          </w:tcPr>
+          <w:p>
+            <w:pPr>
+              <w:spacing w:after="40"/>
+            </w:pPr>
+            <w:r>
+              <w:rPr>
+                <w:b/>
+                <w:sz w:val="19"/>
+              </w:rPr>
+              <w:t>What it means for this user group</w:t>
+            </w:r>
+          </w:p>
+        </w:tc>
+      </w:tr>
+      <w:tr>
+        <w:tc>
+          <w:tcPr>
+            <w:tcW w:type="dxa" w:w="1930"/>
+          </w:tcPr>
+          <w:p>
+            <w:pPr>
+              <w:spacing w:after="40"/>
+            </w:pPr>
+            <w:r>
+              <w:rPr>
+                <w:b/>
+                <w:sz w:val="19"/>
+              </w:rPr>
+              <w:t>Without vision</w:t>
+            </w:r>
+            <w:r>
+              <w:rPr>
+                <w:sz w:val="19"/>
+              </w:rPr>
+              <w:t xml:space="preserve"> (302.1)</w:t>
+            </w:r>
+          </w:p>
+        </w:tc>
+        <w:tc>
+          <w:tcPr>
+            <w:tcW w:type="dxa" w:w="1930"/>
+          </w:tcPr>
+          <w:p>
+            <w:pPr>
+              <w:spacing w:after="40"/>
+            </w:pPr>
+            <w:r>
+              <w:rPr>
+                <w:sz w:val="19"/>
+              </w:rPr>
+              <w:t>S1 ✓, S2 ✓, S3 in progress (NVDA only)</w:t>
+            </w:r>
+          </w:p>
+        </w:tc>
+        <w:tc>
+          <w:tcPr>
+            <w:tcW w:type="dxa" w:w="1930"/>
+          </w:tcPr>
+          <w:p>
+            <w:pPr>
+              <w:spacing w:after="40"/>
+            </w:pPr>
+            <w:r>
+              <w:rPr>
+                <w:sz w:val="19"/>
+              </w:rPr>
+              <w:t>1.1.1, 1.3.1, 1.3.3, 2.4.2, 2.4.3, 2.4.6, 4.1.2, 4.1.3</w:t>
+            </w:r>
+          </w:p>
+        </w:tc>
+        <w:tc>
+          <w:tcPr>
+            <w:tcW w:type="dxa" w:w="1930"/>
+          </w:tcPr>
+          <w:p>
+            <w:pPr>
+              <w:spacing w:after="40"/>
+            </w:pPr>
+            <w:r>
+              <w:rPr>
+                <w:sz w:val="19"/>
+              </w:rPr>
+              <w:t>T1-F1, T1-F2, T2-F1, T2-F2, V-F4, V-F5, V-F7–V-F11</w:t>
+            </w:r>
+          </w:p>
+        </w:tc>
+        <w:tc>
+          <w:tcPr>
+            <w:tcW w:type="dxa" w:w="1930"/>
+          </w:tcPr>
+          <w:p>
+            <w:pPr>
+              <w:spacing w:after="40"/>
+            </w:pPr>
+            <w:r>
+              <w:rPr>
+                <w:sz w:val="19"/>
+              </w:rPr>
+              <w:t>Can author a design end to end; cannot choose templates by name, revise existing work, or tell when operations finish. The most-affected group.</w:t>
+            </w:r>
+          </w:p>
+        </w:tc>
+      </w:tr>
+      <w:tr>
+        <w:tc>
+          <w:tcPr>
+            <w:tcW w:type="dxa" w:w="1930"/>
+          </w:tcPr>
+          <w:p>
+            <w:pPr>
+              <w:spacing w:after="40"/>
+            </w:pPr>
+            <w:r>
+              <w:rPr>
+                <w:b/>
+                <w:sz w:val="19"/>
+              </w:rPr>
+              <w:t>With limited vision</w:t>
+            </w:r>
+            <w:r>
+              <w:rPr>
+                <w:sz w:val="19"/>
+              </w:rPr>
+              <w:t xml:space="preserve"> (302.2)</w:t>
+            </w:r>
+          </w:p>
+        </w:tc>
+        <w:tc>
+          <w:tcPr>
+            <w:tcW w:type="dxa" w:w="1930"/>
+          </w:tcPr>
+          <w:p>
+            <w:pPr>
+              <w:spacing w:after="40"/>
+            </w:pPr>
+            <w:r>
+              <w:rPr>
+                <w:sz w:val="19"/>
+              </w:rPr>
+              <w:t>Partial — reviewer zoom/reflow session pending</w:t>
+            </w:r>
+          </w:p>
+        </w:tc>
+        <w:tc>
+          <w:tcPr>
+            <w:tcW w:type="dxa" w:w="1930"/>
+          </w:tcPr>
+          <w:p>
+            <w:pPr>
+              <w:spacing w:after="40"/>
+            </w:pPr>
+            <w:r>
+              <w:rPr>
+                <w:sz w:val="19"/>
+              </w:rPr>
+              <w:t>1.4.3, 1.4.13</w:t>
+            </w:r>
+          </w:p>
+        </w:tc>
+        <w:tc>
+          <w:tcPr>
+            <w:tcW w:type="dxa" w:w="1930"/>
+          </w:tcPr>
+          <w:p>
+            <w:pPr>
+              <w:spacing w:after="40"/>
+            </w:pPr>
+            <w:r>
+              <w:rPr>
+                <w:sz w:val="19"/>
+              </w:rPr>
+              <w:t>V-F1, V-F2</w:t>
+            </w:r>
+          </w:p>
+        </w:tc>
+        <w:tc>
+          <w:tcPr>
+            <w:tcW w:type="dxa" w:w="1930"/>
+          </w:tcPr>
+          <w:p>
+            <w:pPr>
+              <w:spacing w:after="40"/>
+            </w:pPr>
+            <w:r>
+              <w:rPr>
+                <w:sz w:val="19"/>
+              </w:rPr>
+              <w:t xml:space="preserve">One contrast failure (a 3.96:1 link) and a hover flyout that cannot be dismissed and obscures content. 400% reflow — the core low-vision question — is </w:t>
+            </w:r>
+            <w:r>
+              <w:rPr>
+                <w:b/>
+                <w:sz w:val="19"/>
+              </w:rPr>
+              <w:t>untested</w:t>
+            </w:r>
+            <w:r>
+              <w:rPr>
+                <w:sz w:val="19"/>
+              </w:rPr>
+              <w:t>.</w:t>
+            </w:r>
+          </w:p>
+        </w:tc>
+      </w:tr>
+      <w:tr>
+        <w:tc>
+          <w:tcPr>
+            <w:tcW w:type="dxa" w:w="1930"/>
+          </w:tcPr>
+          <w:p>
+            <w:pPr>
+              <w:spacing w:after="40"/>
+            </w:pPr>
+            <w:r>
+              <w:rPr>
+                <w:b/>
+                <w:sz w:val="19"/>
+              </w:rPr>
+              <w:t>Without color perception</w:t>
+            </w:r>
+            <w:r>
+              <w:rPr>
+                <w:sz w:val="19"/>
+              </w:rPr>
+              <w:t xml:space="preserve"> (302.3)</w:t>
+            </w:r>
+          </w:p>
+        </w:tc>
+        <w:tc>
+          <w:tcPr>
+            <w:tcW w:type="dxa" w:w="1930"/>
+          </w:tcPr>
+          <w:p>
+            <w:pPr>
+              <w:spacing w:after="40"/>
+            </w:pPr>
+            <w:r>
+              <w:rPr>
+                <w:sz w:val="19"/>
+              </w:rPr>
+              <w:t>S1 ✓</w:t>
+            </w:r>
+          </w:p>
+        </w:tc>
+        <w:tc>
+          <w:tcPr>
+            <w:tcW w:type="dxa" w:w="1930"/>
+          </w:tcPr>
+          <w:p>
+            <w:pPr>
+              <w:spacing w:after="40"/>
+            </w:pPr>
+            <w:r>
+              <w:rPr>
+                <w:sz w:val="19"/>
+              </w:rPr>
+              <w:t>none found</w:t>
+            </w:r>
+          </w:p>
+        </w:tc>
+        <w:tc>
+          <w:tcPr>
+            <w:tcW w:type="dxa" w:w="1930"/>
+          </w:tcPr>
+          <w:p>
+            <w:pPr>
+              <w:spacing w:after="40"/>
+            </w:pPr>
+            <w:r>
+              <w:rPr>
+                <w:sz w:val="19"/>
+              </w:rPr>
+              <w:t>—</w:t>
+            </w:r>
+          </w:p>
+        </w:tc>
+        <w:tc>
+          <w:tcPr>
+            <w:tcW w:type="dxa" w:w="1930"/>
+          </w:tcPr>
+          <w:p>
+            <w:pPr>
+              <w:spacing w:after="40"/>
+            </w:pPr>
+            <w:r>
+              <w:rPr>
+                <w:sz w:val="19"/>
+              </w:rPr>
+              <w:t>No color-alone conveyance found on S1; other views pending.</w:t>
+            </w:r>
+          </w:p>
+        </w:tc>
+      </w:tr>
+      <w:tr>
+        <w:tc>
+          <w:tcPr>
+            <w:tcW w:type="dxa" w:w="1930"/>
+          </w:tcPr>
+          <w:p>
+            <w:pPr>
+              <w:spacing w:after="40"/>
+            </w:pPr>
+            <w:r>
+              <w:rPr>
+                <w:b/>
+                <w:sz w:val="19"/>
+              </w:rPr>
+              <w:t>Without hearing / limited hearing</w:t>
+            </w:r>
+            <w:r>
+              <w:rPr>
+                <w:sz w:val="19"/>
+              </w:rPr>
+              <w:t xml:space="preserve"> (302.4/.5)</w:t>
+            </w:r>
+          </w:p>
+        </w:tc>
+        <w:tc>
+          <w:tcPr>
+            <w:tcW w:type="dxa" w:w="1930"/>
+          </w:tcPr>
+          <w:p>
+            <w:pPr>
+              <w:spacing w:after="40"/>
+            </w:pPr>
+            <w:r>
+              <w:rPr>
+                <w:sz w:val="19"/>
+              </w:rPr>
+              <w:t xml:space="preserve">S1, S2 legitimately N/A; </w:t>
+            </w:r>
+            <w:r>
+              <w:rPr>
+                <w:b/>
+                <w:sz w:val="19"/>
+              </w:rPr>
+              <w:t>S3 and Learn are NOT N/A and are untested</w:t>
+            </w:r>
+          </w:p>
+        </w:tc>
+        <w:tc>
+          <w:tcPr>
+            <w:tcW w:type="dxa" w:w="1930"/>
+          </w:tcPr>
+          <w:p>
+            <w:pPr>
+              <w:spacing w:after="40"/>
+            </w:pPr>
+            <w:r>
+              <w:rPr>
+                <w:sz w:val="19"/>
+              </w:rPr>
+              <w:t>not yet evaluated</w:t>
+            </w:r>
+          </w:p>
+        </w:tc>
+        <w:tc>
+          <w:tcPr>
+            <w:tcW w:type="dxa" w:w="1930"/>
+          </w:tcPr>
+          <w:p>
+            <w:pPr>
+              <w:spacing w:after="40"/>
+            </w:pPr>
+            <w:r>
+              <w:rPr>
+                <w:sz w:val="19"/>
+              </w:rPr>
+              <w:t>—</w:t>
+            </w:r>
+          </w:p>
+        </w:tc>
+        <w:tc>
+          <w:tcPr>
+            <w:tcW w:type="dxa" w:w="1930"/>
+          </w:tcPr>
+          <w:p>
+            <w:pPr>
+              <w:spacing w:after="40"/>
+            </w:pPr>
+            <w:r>
+              <w:rPr>
+                <w:sz w:val="19"/>
+              </w:rPr>
+              <w:t>The editor offers insertable video/music/sound assets and Learn is a video tutorial playlist — caption/transcript state unknown. A real gap, not a clean bill.</w:t>
+            </w:r>
+          </w:p>
+        </w:tc>
+      </w:tr>
+      <w:tr>
+        <w:tc>
+          <w:tcPr>
+            <w:tcW w:type="dxa" w:w="1930"/>
+          </w:tcPr>
+          <w:p>
+            <w:pPr>
+              <w:spacing w:after="40"/>
+            </w:pPr>
+            <w:r>
+              <w:rPr>
+                <w:b/>
+                <w:sz w:val="19"/>
+              </w:rPr>
+              <w:t>Without speech</w:t>
+            </w:r>
+            <w:r>
+              <w:rPr>
+                <w:sz w:val="19"/>
+              </w:rPr>
+              <w:t xml:space="preserve"> (302.6)</w:t>
+            </w:r>
+          </w:p>
+        </w:tc>
+        <w:tc>
+          <w:tcPr>
+            <w:tcW w:type="dxa" w:w="1930"/>
+          </w:tcPr>
+          <w:p>
+            <w:pPr>
+              <w:spacing w:after="40"/>
+            </w:pPr>
+            <w:r>
+              <w:rPr>
+                <w:sz w:val="19"/>
+              </w:rPr>
+              <w:t>All views so far</w:t>
+            </w:r>
+          </w:p>
+        </w:tc>
+        <w:tc>
+          <w:tcPr>
+            <w:tcW w:type="dxa" w:w="1930"/>
+          </w:tcPr>
+          <w:p>
+            <w:pPr>
+              <w:spacing w:after="40"/>
+            </w:pPr>
+            <w:r>
+              <w:rPr>
+                <w:sz w:val="19"/>
+              </w:rPr>
+              <w:t>n/a</w:t>
+            </w:r>
+          </w:p>
+        </w:tc>
+        <w:tc>
+          <w:tcPr>
+            <w:tcW w:type="dxa" w:w="1930"/>
+          </w:tcPr>
+          <w:p>
+            <w:pPr>
+              <w:spacing w:after="40"/>
+            </w:pPr>
+            <w:r>
+              <w:rPr>
+                <w:sz w:val="19"/>
+              </w:rPr>
+              <w:t>—</w:t>
+            </w:r>
+          </w:p>
+        </w:tc>
+        <w:tc>
+          <w:tcPr>
+            <w:tcW w:type="dxa" w:w="1930"/>
+          </w:tcPr>
+          <w:p>
+            <w:pPr>
+              <w:spacing w:after="40"/>
+            </w:pPr>
+            <w:r>
+              <w:rPr>
+                <w:sz w:val="19"/>
+              </w:rPr>
+              <w:t>No voice-input features observed.</w:t>
+            </w:r>
+          </w:p>
+        </w:tc>
+      </w:tr>
+      <w:tr>
+        <w:tc>
+          <w:tcPr>
+            <w:tcW w:type="dxa" w:w="1930"/>
+          </w:tcPr>
+          <w:p>
+            <w:pPr>
+              <w:spacing w:after="40"/>
+            </w:pPr>
+            <w:r>
+              <w:rPr>
+                <w:b/>
+                <w:sz w:val="19"/>
+              </w:rPr>
+              <w:t>With limited manipulation/reach/strength</w:t>
+            </w:r>
+            <w:r>
+              <w:rPr>
+                <w:sz w:val="19"/>
+              </w:rPr>
+              <w:t xml:space="preserve"> (302.7/.8)</w:t>
+            </w:r>
+          </w:p>
+        </w:tc>
+        <w:tc>
+          <w:tcPr>
+            <w:tcW w:type="dxa" w:w="1930"/>
+          </w:tcPr>
+          <w:p>
+            <w:pPr>
+              <w:spacing w:after="40"/>
+            </w:pPr>
+            <w:r>
+              <w:rPr>
+                <w:sz w:val="19"/>
+              </w:rPr>
+              <w:t>Partial — physical-keyboard sweep pending</w:t>
+            </w:r>
+          </w:p>
+        </w:tc>
+        <w:tc>
+          <w:tcPr>
+            <w:tcW w:type="dxa" w:w="1930"/>
+          </w:tcPr>
+          <w:p>
+            <w:pPr>
+              <w:spacing w:after="40"/>
+            </w:pPr>
+            <w:r>
+              <w:rPr>
+                <w:sz w:val="19"/>
+              </w:rPr>
+              <w:t>2.4.1 (reviewer classification pending)</w:t>
+            </w:r>
+          </w:p>
+        </w:tc>
+        <w:tc>
+          <w:tcPr>
+            <w:tcW w:type="dxa" w:w="1930"/>
+          </w:tcPr>
+          <w:p>
+            <w:pPr>
+              <w:spacing w:after="40"/>
+            </w:pPr>
+            <w:r>
+              <w:rPr>
+                <w:sz w:val="19"/>
+              </w:rPr>
+              <w:t>V-F3</w:t>
+            </w:r>
+          </w:p>
+        </w:tc>
+        <w:tc>
+          <w:tcPr>
+            <w:tcW w:type="dxa" w:w="1930"/>
+          </w:tcPr>
+          <w:p>
+            <w:pPr>
+              <w:spacing w:after="40"/>
+            </w:pPr>
+            <w:r>
+              <w:rPr>
+                <w:sz w:val="19"/>
+              </w:rPr>
+              <w:t xml:space="preserve">Everything reached so far is keyboard-operable (incl. full authoring), but every page visit costs ~15 tab stops of unrelated chrome with no skip mechanism — and the editor has no </w:t>
+            </w:r>
+            <w:r>
+              <w:rPr>
+                <w:rFonts w:ascii="Consolas" w:hAnsi="Consolas"/>
+                <w:sz w:val="19"/>
+              </w:rPr>
+              <w:t>main</w:t>
+            </w:r>
+            <w:r>
+              <w:rPr>
+                <w:sz w:val="19"/>
+              </w:rPr>
+              <w:t xml:space="preserve"> landmark to bypass with. </w:t>
+            </w:r>
+            <w:r>
+              <w:rPr>
+                <w:b/>
+                <w:sz w:val="19"/>
+              </w:rPr>
+              <w:t>2.5.8 target size verified Supports</w:t>
+            </w:r>
+            <w:r>
+              <w:rPr>
+                <w:sz w:val="19"/>
+              </w:rPr>
+              <w:t xml:space="preserve"> — independent positive on a criterion the vendor never claimed.</w:t>
+            </w:r>
+          </w:p>
+        </w:tc>
+      </w:tr>
+      <w:tr>
+        <w:tc>
+          <w:tcPr>
+            <w:tcW w:type="dxa" w:w="1930"/>
+          </w:tcPr>
+          <w:p>
+            <w:pPr>
+              <w:spacing w:after="40"/>
+            </w:pPr>
+            <w:r>
+              <w:rPr>
+                <w:b/>
+                <w:sz w:val="19"/>
+              </w:rPr>
+              <w:t>With limited language/cognitive/learning abilities</w:t>
+            </w:r>
+            <w:r>
+              <w:rPr>
+                <w:sz w:val="19"/>
+              </w:rPr>
+              <w:t xml:space="preserve"> (302.9)</w:t>
+            </w:r>
+          </w:p>
+        </w:tc>
+        <w:tc>
+          <w:tcPr>
+            <w:tcW w:type="dxa" w:w="1930"/>
+          </w:tcPr>
+          <w:p>
+            <w:pPr>
+              <w:spacing w:after="40"/>
+            </w:pPr>
+            <w:r>
+              <w:rPr>
+                <w:sz w:val="19"/>
+              </w:rPr>
+              <w:t>Partial — conversational pass pending</w:t>
+            </w:r>
+          </w:p>
+        </w:tc>
+        <w:tc>
+          <w:tcPr>
+            <w:tcW w:type="dxa" w:w="1930"/>
+          </w:tcPr>
+          <w:p>
+            <w:pPr>
+              <w:spacing w:after="40"/>
+            </w:pPr>
+            <w:r>
+              <w:rPr>
+                <w:sz w:val="19"/>
+              </w:rPr>
+              <w:t>none yet</w:t>
+            </w:r>
+          </w:p>
+        </w:tc>
+        <w:tc>
+          <w:tcPr>
+            <w:tcW w:type="dxa" w:w="1930"/>
+          </w:tcPr>
+          <w:p>
+            <w:pPr>
+              <w:spacing w:after="40"/>
+            </w:pPr>
+            <w:r>
+              <w:rPr>
+                <w:sz w:val="19"/>
+              </w:rPr>
+              <w:t>—</w:t>
+            </w:r>
+          </w:p>
+        </w:tc>
+        <w:tc>
+          <w:tcPr>
+            <w:tcW w:type="dxa" w:w="1930"/>
+          </w:tcPr>
+          <w:p>
+            <w:pPr>
+              <w:spacing w:after="40"/>
+            </w:pPr>
+            <w:r>
+              <w:rPr>
+                <w:sz w:val="19"/>
+              </w:rPr>
+              <w:t>Consistency criteria (3.2.3/3.2.4) became answerable once multiple views were tested; not yet walked. No time limits or cognitive-function tests observed.</w:t>
+            </w:r>
+          </w:p>
+        </w:tc>
+      </w:tr>
+    </w:tbl>
+    <w:p>
+      <w:pPr>
+        <w:spacing w:after="40"/>
+      </w:pPr>
+    </w:p>
+    <w:p>
+      <w:r>
+        <w:t xml:space="preserve">Two honest caveats this table makes visible: the </w:t>
+      </w:r>
+      <w:r>
+        <w:rPr>
+          <w:i/>
+        </w:rPr>
+        <w:t>worst-tested</w:t>
+      </w:r>
+      <w:r>
+        <w:t xml:space="preserve"> modality (low-vision at 400% zoom) is one of the </w:t>
+      </w:r>
+      <w:r>
+        <w:rPr>
+          <w:i/>
+        </w:rPr>
+        <w:t>likeliest to fail</w:t>
+      </w:r>
+      <w:r>
+        <w:t xml:space="preserve"> on a canvas product, and the two N/A-looking rows (hearing) stop being N/A exactly where the product meets media — neither should be read as "clear".</w:t>
+      </w:r>
+    </w:p>
+    <w:p>
+      <w:pPr>
+        <w:pStyle w:val="Heading2"/>
+      </w:pPr>
+      <w:r>
         <w:t>Vendor ACR audit</w:t>
       </w:r>
     </w:p>
@@ -6833,6 +7657,65 @@
       </w:r>
       <w:r>
         <w:t>.</w:t>
+      </w:r>
+    </w:p>
+    <w:p>
+      <w:pPr>
+        <w:pStyle w:val="Heading2"/>
+      </w:pPr>
+      <w:r>
+        <w:t>Recommendation</w:t>
+      </w:r>
+    </w:p>
+    <w:p>
+      <w:r>
+        <w:rPr>
+          <w:i/>
+        </w:rPr>
+        <w:t>Drafted by the review process from the evidence above, for the reviewer to adopt, amend, or reject — the Decision field remains the reviewer's alone.</w:t>
+      </w:r>
+    </w:p>
+    <w:p>
+      <w:r>
+        <w:t>On the interim evidence, the pattern most consistent with the findings is</w:t>
+      </w:r>
+    </w:p>
+    <w:p>
+      <w:r>
+        <w:rPr>
+          <w:b/>
+        </w:rPr>
+        <w:t>Needs TAAP, conditioned on vendor commitments</w:t>
+      </w:r>
+      <w:r>
+        <w:t xml:space="preserve">, for three reasons. First, no essential task is failed outright: a screen-reader user completed template-based creation (with substantial burden) and authored a design from scratch, so accommodation is workable rather than fictional. Second, the barriers are overwhelmingly </w:t>
+      </w:r>
+      <w:r>
+        <w:rPr>
+          <w:b/>
+        </w:rPr>
+        <w:t>feedback and naming defects with cheap, additive fixes</w:t>
+      </w:r>
+      <w:r>
+        <w:t xml:space="preserve"> — the fourteen-item remediation exhibit is dominated by one-line ARIA attributes and status messages, with a working reference implementation for the hardest item already present in Adobe's own codebase — which makes a dated remediation roadmap a reasonable contractual ask rather than wishful thinking. Third, the vendor's ACR is stale and unreliable in both directions, so any agreement should require a current-standard (WCAG 2.2) ACR and treat future vendor claims as unverified until tested. </w:t>
+      </w:r>
+      <w:r>
+        <w:rPr>
+          <w:b/>
+        </w:rPr>
+        <w:t>Approval is not supportable</w:t>
+      </w:r>
+      <w:r>
+        <w:t xml:space="preserve"> while three criteria stand at Does Not Support and the product's core choosing and revising workflows exclude screen-reader users; </w:t>
+      </w:r>
+      <w:r>
+        <w:rPr>
+          <w:b/>
+        </w:rPr>
+        <w:t>denial is not supported either</w:t>
+      </w:r>
+      <w:r>
+        <w:t xml:space="preserve"> on present evidence, since every tested task remains completable and the remediation ask is modest. Two open items could move this recommendation before the report goes FINAL: the untested low-vision 400% reflow behaviour (a canvas product's likeliest structural failure), and the Section 508 §504 alt-text question — if Express publishes PDF/webpages with no alt-text capability and the vendor will not commit to adding it, the output-side harm compounds across every campus artifact and weighs toward denial for publishing-oriented procurements.</w:t>
       </w:r>
     </w:p>
     <w:p>

--- a/reviews/2026-07-adobe-express/2026-07-adobe-express-report.docx
+++ b/reviews/2026-07-adobe-express/2026-07-adobe-express-report.docx
@@ -791,13 +791,13 @@
                 <w:b/>
                 <w:sz w:val="19"/>
               </w:rPr>
-              <w:t>12 of 55</w:t>
-            </w:r>
-            <w:r>
-              <w:rPr>
-                <w:sz w:val="19"/>
-              </w:rPr>
-              <w:t>: 1 Supports · 8 Partially Supports · 3 Does Not Support</w:t>
+              <w:t>23 of 55</w:t>
+            </w:r>
+            <w:r>
+              <w:rPr>
+                <w:sz w:val="19"/>
+              </w:rPr>
+              <w:t>: 9 Supports · 10 Partially Supports · 4 Does Not Support</w:t>
             </w:r>
           </w:p>
         </w:tc>
@@ -922,20 +922,20 @@
               <w:rPr>
                 <w:sz w:val="19"/>
               </w:rPr>
-              <w:t xml:space="preserve">Of 12 verified: </w:t>
+              <w:t xml:space="preserve">Of 23 verified: </w:t>
             </w:r>
             <w:r>
               <w:rPr>
                 <w:b/>
                 <w:sz w:val="19"/>
               </w:rPr>
-              <w:t>4 worse than claimed · 4 better · 3 agree</w:t>
-            </w:r>
-            <w:r>
-              <w:rPr>
-                <w:sz w:val="19"/>
-              </w:rPr>
-              <w:t xml:space="preserve"> (+1 with no claim to check)</w:t>
+              <w:t>5 worse than claimed · 7 better · 8 agree</w:t>
+            </w:r>
+            <w:r>
+              <w:rPr>
+                <w:sz w:val="19"/>
+              </w:rPr>
+              <w:t xml:space="preserve"> (+3 with no claim to check)</w:t>
             </w:r>
           </w:p>
         </w:tc>
@@ -2310,7 +2310,20 @@
               <w:rPr>
                 <w:sz w:val="19"/>
               </w:rPr>
-              <w:t>Partial — reviewer zoom/reflow session pending</w:t>
+              <w:t xml:space="preserve">Reflow measured on </w:t>
+            </w:r>
+            <w:r>
+              <w:rPr>
+                <w:b/>
+                <w:sz w:val="19"/>
+              </w:rPr>
+              <w:t>all four views</w:t>
+            </w:r>
+            <w:r>
+              <w:rPr>
+                <w:sz w:val="19"/>
+              </w:rPr>
+              <w:t xml:space="preserve"> (320-px equivalence, 2026-08-13); contrast/focus/hover items remain</w:t>
             </w:r>
           </w:p>
         </w:tc>
@@ -2356,22 +2369,16 @@
             </w:pPr>
             <w:r>
               <w:rPr>
-                <w:sz w:val="19"/>
-              </w:rPr>
-              <w:t xml:space="preserve">One contrast failure (a 3.96:1 link) and a hover flyout that cannot be dismissed and obscures content. 400% reflow — the core low-vision question — is </w:t>
-            </w:r>
-            <w:r>
-              <w:rPr>
                 <w:b/>
                 <w:sz w:val="19"/>
               </w:rPr>
-              <w:t>untested</w:t>
-            </w:r>
-            <w:r>
-              <w:rPr>
-                <w:sz w:val="19"/>
-              </w:rPr>
-              <w:t>.</w:t>
+              <w:t>Reflow passes everywhere</w:t>
+            </w:r>
+            <w:r>
+              <w:rPr>
+                <w:sz w:val="19"/>
+              </w:rPr>
+              <w:t xml:space="preserve"> — zero horizontal overflow on S1–S4, a genuine strength. Open: the editor goes panel-over-canvas at 320px (canvas reachability unverified); one contrast failure (3.96:1 link); the undismissable hover flyout; icon contrast and focus-at-zoom checks.</w:t>
             </w:r>
           </w:p>
         </w:tc>
@@ -2412,7 +2419,7 @@
               <w:rPr>
                 <w:sz w:val="19"/>
               </w:rPr>
-              <w:t>S1 ✓</w:t>
+              <w:t>S1–S4 all captured in grayscale</w:t>
             </w:r>
           </w:p>
         </w:tc>
@@ -2460,7 +2467,7 @@
               <w:rPr>
                 <w:sz w:val="19"/>
               </w:rPr>
-              <w:t>No color-alone conveyance found on S1; other views pending.</w:t>
+              <w:t>Selected states survive grayscale on every view (filled pills, boxed selections, numeric badges, real checkmarks). Open: canvas selection highlight (not capturable by instrument), link hover cues.</w:t>
             </w:r>
           </w:p>
         </w:tc>
@@ -2501,14 +2508,14 @@
               <w:rPr>
                 <w:sz w:val="19"/>
               </w:rPr>
-              <w:t xml:space="preserve">S1, S2 legitimately N/A; </w:t>
+              <w:t xml:space="preserve">S1–S4 all determined (R030 closed S3); </w:t>
             </w:r>
             <w:r>
               <w:rPr>
                 <w:b/>
                 <w:sz w:val="19"/>
               </w:rPr>
-              <w:t>S3 and Learn are NOT N/A and are untested</w:t>
+              <w:t>Learn (C11) untested</w:t>
             </w:r>
           </w:p>
         </w:tc>
@@ -2524,7 +2531,7 @@
               <w:rPr>
                 <w:sz w:val="19"/>
               </w:rPr>
-              <w:t>not yet evaluated</w:t>
+              <w:t>none in the product's own UI</w:t>
             </w:r>
           </w:p>
         </w:tc>
@@ -2556,7 +2563,33 @@
               <w:rPr>
                 <w:sz w:val="19"/>
               </w:rPr>
-              <w:t>The editor offers insertable video/music/sound assets and Learn is a video tutorial playlist — caption/transcript state unknown. A real gap, not a clean bill.</w:t>
+              <w:t xml:space="preserve">The editor's UI carries no audio content (N/A with evidence); no sound-alone feedback anywhere; no voice input (reviewer-confirmed). The live issue moved to §Concerns: </w:t>
+            </w:r>
+            <w:r>
+              <w:rPr>
+                <w:b/>
+                <w:sz w:val="19"/>
+              </w:rPr>
+              <w:t>auto-caption capability exists for inserted video but professional caption files cannot be uploaded</w:t>
+            </w:r>
+            <w:r>
+              <w:rPr>
+                <w:sz w:val="19"/>
+              </w:rPr>
+              <w:t xml:space="preserve">. Learn's tutorial videos — Adobe's </w:t>
+            </w:r>
+            <w:r>
+              <w:rPr>
+                <w:i/>
+                <w:sz w:val="19"/>
+              </w:rPr>
+              <w:t>own</w:t>
+            </w:r>
+            <w:r>
+              <w:rPr>
+                <w:sz w:val="19"/>
+              </w:rPr>
+              <w:t xml:space="preserve"> content, where 1.2.2 applies directly — remain untested.</w:t>
             </w:r>
           </w:p>
         </w:tc>
@@ -2799,9 +2832,16 @@
             </w:pPr>
             <w:r>
               <w:rPr>
-                <w:sz w:val="19"/>
-              </w:rPr>
-              <w:t>Partial — conversational pass pending</w:t>
+                <w:b/>
+                <w:sz w:val="19"/>
+              </w:rPr>
+              <w:t>Complete — all four views, Works</w:t>
+            </w:r>
+            <w:r>
+              <w:rPr>
+                <w:sz w:val="19"/>
+              </w:rPr>
+              <w:t xml:space="preserve"> (R010, R034–R036)</w:t>
             </w:r>
           </w:p>
         </w:tc>
@@ -2817,7 +2857,7 @@
               <w:rPr>
                 <w:sz w:val="19"/>
               </w:rPr>
-              <w:t>none yet</w:t>
+              <w:t>none</w:t>
             </w:r>
           </w:p>
         </w:tc>
@@ -2847,9 +2887,16 @@
             </w:pPr>
             <w:r>
               <w:rPr>
-                <w:sz w:val="19"/>
-              </w:rPr>
-              <w:t>Consistency criteria (3.2.3/3.2.4) became answerable once multiple views were tested; not yet walked. No time limits or cognitive-function tests observed.</w:t>
+                <w:b/>
+                <w:sz w:val="19"/>
+              </w:rPr>
+              <w:t>The product's strongest modality.</w:t>
+            </w:r>
+            <w:r>
+              <w:rPr>
+                <w:sz w:val="19"/>
+              </w:rPr>
+              <w:t xml:space="preserve"> Navigation and identification consistent across every view; help in a consistent location; no unexpected context changes anywhere; nothing moving or blinking; everything labeled, iconed or tooltipped. Six criteria verified Supports on this evidence (3.2.1/3.2.2/3.2.3/3.2.4/3.2.6/2.2.2), two of them better than or absent from the vendor's ACR. Auth (3.3.8) and error-path criteria remain flow-scoped.</w:t>
             </w:r>
           </w:p>
         </w:tc>
@@ -3945,7 +3992,7 @@
               <w:rPr>
                 <w:sz w:val="19"/>
               </w:rPr>
-              <w:t>three verified instances</w:t>
+              <w:t>five-plus verified instances across three views</w:t>
             </w:r>
           </w:p>
         </w:tc>
@@ -3963,6 +4010,582 @@
               <w:rPr>
                 <w:sz w:val="19"/>
               </w:rPr>
+              <w:t>1.4.12</w:t>
+            </w:r>
+          </w:p>
+        </w:tc>
+        <w:tc>
+          <w:tcPr>
+            <w:tcW w:type="dxa" w:w="1930"/>
+          </w:tcPr>
+          <w:p>
+            <w:pPr>
+              <w:spacing w:after="40"/>
+            </w:pPr>
+            <w:r>
+              <w:rPr>
+                <w:sz w:val="19"/>
+              </w:rPr>
+              <w:t>Supports</w:t>
+            </w:r>
+          </w:p>
+        </w:tc>
+        <w:tc>
+          <w:tcPr>
+            <w:tcW w:type="dxa" w:w="1930"/>
+          </w:tcPr>
+          <w:p>
+            <w:pPr>
+              <w:spacing w:after="40"/>
+            </w:pPr>
+            <w:r>
+              <w:rPr>
+                <w:sz w:val="19"/>
+              </w:rPr>
+              <w:t>Supports</w:t>
+            </w:r>
+          </w:p>
+        </w:tc>
+        <w:tc>
+          <w:tcPr>
+            <w:tcW w:type="dxa" w:w="1930"/>
+          </w:tcPr>
+          <w:p>
+            <w:pPr>
+              <w:spacing w:after="40"/>
+            </w:pPr>
+            <w:r>
+              <w:rPr>
+                <w:sz w:val="19"/>
+              </w:rPr>
+              <w:t>agree</w:t>
+            </w:r>
+          </w:p>
+        </w:tc>
+        <w:tc>
+          <w:tcPr>
+            <w:tcW w:type="dxa" w:w="1930"/>
+          </w:tcPr>
+          <w:p>
+            <w:pPr>
+              <w:spacing w:after="40"/>
+            </w:pPr>
+            <w:r>
+              <w:rPr>
+                <w:sz w:val="19"/>
+              </w:rPr>
+              <w:t>S1 visually confirmed; S2–S4 by overflow metric</w:t>
+            </w:r>
+          </w:p>
+        </w:tc>
+      </w:tr>
+      <w:tr>
+        <w:tc>
+          <w:tcPr>
+            <w:tcW w:type="dxa" w:w="1930"/>
+          </w:tcPr>
+          <w:p>
+            <w:pPr>
+              <w:spacing w:after="40"/>
+            </w:pPr>
+            <w:r>
+              <w:rPr>
+                <w:sz w:val="19"/>
+              </w:rPr>
+              <w:t>3.2.1 / 3.2.3 / 3.2.4 / 2.2.2</w:t>
+            </w:r>
+          </w:p>
+        </w:tc>
+        <w:tc>
+          <w:tcPr>
+            <w:tcW w:type="dxa" w:w="1930"/>
+          </w:tcPr>
+          <w:p>
+            <w:pPr>
+              <w:spacing w:after="40"/>
+            </w:pPr>
+            <w:r>
+              <w:rPr>
+                <w:sz w:val="19"/>
+              </w:rPr>
+              <w:t>Supports</w:t>
+            </w:r>
+          </w:p>
+        </w:tc>
+        <w:tc>
+          <w:tcPr>
+            <w:tcW w:type="dxa" w:w="1930"/>
+          </w:tcPr>
+          <w:p>
+            <w:pPr>
+              <w:spacing w:after="40"/>
+            </w:pPr>
+            <w:r>
+              <w:rPr>
+                <w:sz w:val="19"/>
+              </w:rPr>
+              <w:t>Supports</w:t>
+            </w:r>
+          </w:p>
+        </w:tc>
+        <w:tc>
+          <w:tcPr>
+            <w:tcW w:type="dxa" w:w="1930"/>
+          </w:tcPr>
+          <w:p>
+            <w:pPr>
+              <w:spacing w:after="40"/>
+            </w:pPr>
+            <w:r>
+              <w:rPr>
+                <w:sz w:val="19"/>
+              </w:rPr>
+              <w:t>agree</w:t>
+            </w:r>
+          </w:p>
+        </w:tc>
+        <w:tc>
+          <w:tcPr>
+            <w:tcW w:type="dxa" w:w="1930"/>
+          </w:tcPr>
+          <w:p>
+            <w:pPr>
+              <w:spacing w:after="40"/>
+            </w:pPr>
+            <w:r>
+              <w:rPr>
+                <w:sz w:val="19"/>
+              </w:rPr>
+              <w:t>cross-view reviewer closure, R034–R036</w:t>
+            </w:r>
+          </w:p>
+        </w:tc>
+      </w:tr>
+      <w:tr>
+        <w:tc>
+          <w:tcPr>
+            <w:tcW w:type="dxa" w:w="1930"/>
+          </w:tcPr>
+          <w:p>
+            <w:pPr>
+              <w:spacing w:after="40"/>
+            </w:pPr>
+            <w:r>
+              <w:rPr>
+                <w:sz w:val="19"/>
+              </w:rPr>
+              <w:t>3.2.2</w:t>
+            </w:r>
+          </w:p>
+        </w:tc>
+        <w:tc>
+          <w:tcPr>
+            <w:tcW w:type="dxa" w:w="1930"/>
+          </w:tcPr>
+          <w:p>
+            <w:pPr>
+              <w:spacing w:after="40"/>
+            </w:pPr>
+            <w:r>
+              <w:rPr>
+                <w:sz w:val="19"/>
+              </w:rPr>
+              <w:t>Partially Supports</w:t>
+            </w:r>
+          </w:p>
+        </w:tc>
+        <w:tc>
+          <w:tcPr>
+            <w:tcW w:type="dxa" w:w="1930"/>
+          </w:tcPr>
+          <w:p>
+            <w:pPr>
+              <w:spacing w:after="40"/>
+            </w:pPr>
+            <w:r>
+              <w:rPr>
+                <w:sz w:val="19"/>
+              </w:rPr>
+              <w:t>Supports</w:t>
+            </w:r>
+          </w:p>
+        </w:tc>
+        <w:tc>
+          <w:tcPr>
+            <w:tcW w:type="dxa" w:w="1930"/>
+          </w:tcPr>
+          <w:p>
+            <w:pPr>
+              <w:spacing w:after="40"/>
+            </w:pPr>
+            <w:r>
+              <w:rPr>
+                <w:sz w:val="19"/>
+              </w:rPr>
+              <w:t>better</w:t>
+            </w:r>
+          </w:p>
+        </w:tc>
+        <w:tc>
+          <w:tcPr>
+            <w:tcW w:type="dxa" w:w="1930"/>
+          </w:tcPr>
+          <w:p>
+            <w:pPr>
+              <w:spacing w:after="40"/>
+            </w:pPr>
+            <w:r>
+              <w:rPr>
+                <w:sz w:val="19"/>
+              </w:rPr>
+              <w:t>no context change on input anywhere</w:t>
+            </w:r>
+          </w:p>
+        </w:tc>
+      </w:tr>
+      <w:tr>
+        <w:tc>
+          <w:tcPr>
+            <w:tcW w:type="dxa" w:w="1930"/>
+          </w:tcPr>
+          <w:p>
+            <w:pPr>
+              <w:spacing w:after="40"/>
+            </w:pPr>
+            <w:r>
+              <w:rPr>
+                <w:sz w:val="19"/>
+              </w:rPr>
+              <w:t>3.2.6</w:t>
+            </w:r>
+          </w:p>
+        </w:tc>
+        <w:tc>
+          <w:tcPr>
+            <w:tcW w:type="dxa" w:w="1930"/>
+          </w:tcPr>
+          <w:p>
+            <w:pPr>
+              <w:spacing w:after="40"/>
+            </w:pPr>
+            <w:r>
+              <w:rPr>
+                <w:b/>
+                <w:sz w:val="19"/>
+              </w:rPr>
+              <w:t>no claim</w:t>
+            </w:r>
+          </w:p>
+        </w:tc>
+        <w:tc>
+          <w:tcPr>
+            <w:tcW w:type="dxa" w:w="1930"/>
+          </w:tcPr>
+          <w:p>
+            <w:pPr>
+              <w:spacing w:after="40"/>
+            </w:pPr>
+            <w:r>
+              <w:rPr>
+                <w:sz w:val="19"/>
+              </w:rPr>
+              <w:t>Supports</w:t>
+            </w:r>
+          </w:p>
+        </w:tc>
+        <w:tc>
+          <w:tcPr>
+            <w:tcW w:type="dxa" w:w="1930"/>
+          </w:tcPr>
+          <w:p>
+            <w:pPr>
+              <w:spacing w:after="40"/>
+            </w:pPr>
+            <w:r>
+              <w:rPr>
+                <w:sz w:val="19"/>
+              </w:rPr>
+              <w:t>—</w:t>
+            </w:r>
+          </w:p>
+        </w:tc>
+        <w:tc>
+          <w:tcPr>
+            <w:tcW w:type="dxa" w:w="1930"/>
+          </w:tcPr>
+          <w:p>
+            <w:pPr>
+              <w:spacing w:after="40"/>
+            </w:pPr>
+            <w:r>
+              <w:rPr>
+                <w:sz w:val="19"/>
+              </w:rPr>
+              <w:t>independent: help location consistent on every view</w:t>
+            </w:r>
+          </w:p>
+        </w:tc>
+      </w:tr>
+      <w:tr>
+        <w:tc>
+          <w:tcPr>
+            <w:tcW w:type="dxa" w:w="1930"/>
+          </w:tcPr>
+          <w:p>
+            <w:pPr>
+              <w:spacing w:after="40"/>
+            </w:pPr>
+            <w:r>
+              <w:rPr>
+                <w:sz w:val="19"/>
+              </w:rPr>
+              <w:t>2.1.4</w:t>
+            </w:r>
+          </w:p>
+        </w:tc>
+        <w:tc>
+          <w:tcPr>
+            <w:tcW w:type="dxa" w:w="1930"/>
+          </w:tcPr>
+          <w:p>
+            <w:pPr>
+              <w:spacing w:after="40"/>
+            </w:pPr>
+            <w:r>
+              <w:rPr>
+                <w:sz w:val="19"/>
+              </w:rPr>
+              <w:t>Supports</w:t>
+            </w:r>
+          </w:p>
+        </w:tc>
+        <w:tc>
+          <w:tcPr>
+            <w:tcW w:type="dxa" w:w="1930"/>
+          </w:tcPr>
+          <w:p>
+            <w:pPr>
+              <w:spacing w:after="40"/>
+            </w:pPr>
+            <w:r>
+              <w:rPr>
+                <w:sz w:val="19"/>
+              </w:rPr>
+              <w:t>Does Not Support</w:t>
+            </w:r>
+          </w:p>
+        </w:tc>
+        <w:tc>
+          <w:tcPr>
+            <w:tcW w:type="dxa" w:w="1930"/>
+          </w:tcPr>
+          <w:p>
+            <w:pPr>
+              <w:spacing w:after="40"/>
+            </w:pPr>
+            <w:r>
+              <w:rPr>
+                <w:b/>
+                <w:sz w:val="19"/>
+              </w:rPr>
+              <w:t>worse</w:t>
+            </w:r>
+          </w:p>
+        </w:tc>
+        <w:tc>
+          <w:tcPr>
+            <w:tcW w:type="dxa" w:w="1930"/>
+          </w:tcPr>
+          <w:p>
+            <w:pPr>
+              <w:spacing w:after="40"/>
+            </w:pPr>
+            <w:r>
+              <w:rPr>
+                <w:sz w:val="19"/>
+              </w:rPr>
+              <w:t>"T" shortcut; Settings has no disable/remap (V-F15)</w:t>
+            </w:r>
+          </w:p>
+        </w:tc>
+      </w:tr>
+      <w:tr>
+        <w:tc>
+          <w:tcPr>
+            <w:tcW w:type="dxa" w:w="1930"/>
+          </w:tcPr>
+          <w:p>
+            <w:pPr>
+              <w:spacing w:after="40"/>
+            </w:pPr>
+            <w:r>
+              <w:rPr>
+                <w:sz w:val="19"/>
+              </w:rPr>
+              <w:t>2.1.1</w:t>
+            </w:r>
+          </w:p>
+        </w:tc>
+        <w:tc>
+          <w:tcPr>
+            <w:tcW w:type="dxa" w:w="1930"/>
+          </w:tcPr>
+          <w:p>
+            <w:pPr>
+              <w:spacing w:after="40"/>
+            </w:pPr>
+            <w:r>
+              <w:rPr>
+                <w:sz w:val="19"/>
+              </w:rPr>
+              <w:t>Does Not Support</w:t>
+            </w:r>
+          </w:p>
+        </w:tc>
+        <w:tc>
+          <w:tcPr>
+            <w:tcW w:type="dxa" w:w="1930"/>
+          </w:tcPr>
+          <w:p>
+            <w:pPr>
+              <w:spacing w:after="40"/>
+            </w:pPr>
+            <w:r>
+              <w:rPr>
+                <w:sz w:val="19"/>
+              </w:rPr>
+              <w:t>Partially Supports</w:t>
+            </w:r>
+          </w:p>
+        </w:tc>
+        <w:tc>
+          <w:tcPr>
+            <w:tcW w:type="dxa" w:w="1930"/>
+          </w:tcPr>
+          <w:p>
+            <w:pPr>
+              <w:spacing w:after="40"/>
+            </w:pPr>
+            <w:r>
+              <w:rPr>
+                <w:sz w:val="19"/>
+              </w:rPr>
+              <w:t>better</w:t>
+            </w:r>
+          </w:p>
+        </w:tc>
+        <w:tc>
+          <w:tcPr>
+            <w:tcW w:type="dxa" w:w="1930"/>
+          </w:tcPr>
+          <w:p>
+            <w:pPr>
+              <w:spacing w:after="40"/>
+            </w:pPr>
+            <w:r>
+              <w:rPr>
+                <w:sz w:val="19"/>
+              </w:rPr>
+              <w:t>authoring, navigation, move, z-order all keyboard-operable; rotation/non-text-resize fail (V-F14)</w:t>
+            </w:r>
+          </w:p>
+        </w:tc>
+      </w:tr>
+      <w:tr>
+        <w:tc>
+          <w:tcPr>
+            <w:tcW w:type="dxa" w:w="1930"/>
+          </w:tcPr>
+          <w:p>
+            <w:pPr>
+              <w:spacing w:after="40"/>
+            </w:pPr>
+            <w:r>
+              <w:rPr>
+                <w:sz w:val="19"/>
+              </w:rPr>
+              <w:t>1.4.10</w:t>
+            </w:r>
+          </w:p>
+        </w:tc>
+        <w:tc>
+          <w:tcPr>
+            <w:tcW w:type="dxa" w:w="1930"/>
+          </w:tcPr>
+          <w:p>
+            <w:pPr>
+              <w:spacing w:after="40"/>
+            </w:pPr>
+            <w:r>
+              <w:rPr>
+                <w:sz w:val="19"/>
+              </w:rPr>
+              <w:t>Partially Supports</w:t>
+            </w:r>
+          </w:p>
+        </w:tc>
+        <w:tc>
+          <w:tcPr>
+            <w:tcW w:type="dxa" w:w="1930"/>
+          </w:tcPr>
+          <w:p>
+            <w:pPr>
+              <w:spacing w:after="40"/>
+            </w:pPr>
+            <w:r>
+              <w:rPr>
+                <w:sz w:val="19"/>
+              </w:rPr>
+              <w:t>Supports</w:t>
+            </w:r>
+          </w:p>
+        </w:tc>
+        <w:tc>
+          <w:tcPr>
+            <w:tcW w:type="dxa" w:w="1930"/>
+          </w:tcPr>
+          <w:p>
+            <w:pPr>
+              <w:spacing w:after="40"/>
+            </w:pPr>
+            <w:r>
+              <w:rPr>
+                <w:sz w:val="19"/>
+              </w:rPr>
+              <w:t>better</w:t>
+            </w:r>
+          </w:p>
+        </w:tc>
+        <w:tc>
+          <w:tcPr>
+            <w:tcW w:type="dxa" w:w="1930"/>
+          </w:tcPr>
+          <w:p>
+            <w:pPr>
+              <w:spacing w:after="40"/>
+            </w:pPr>
+            <w:r>
+              <w:rPr>
+                <w:sz w:val="19"/>
+              </w:rPr>
+              <w:t>zero horizontal overflow on all four views, measured</w:t>
+            </w:r>
+          </w:p>
+        </w:tc>
+      </w:tr>
+      <w:tr>
+        <w:tc>
+          <w:tcPr>
+            <w:tcW w:type="dxa" w:w="1930"/>
+          </w:tcPr>
+          <w:p>
+            <w:pPr>
+              <w:spacing w:after="40"/>
+            </w:pPr>
+            <w:r>
+              <w:rPr>
+                <w:sz w:val="19"/>
+              </w:rPr>
               <w:t>2.5.8</w:t>
             </w:r>
           </w:p>
@@ -4029,6 +4652,89 @@
                 <w:sz w:val="19"/>
               </w:rPr>
               <w:t>independent primary evidence; criterion absent from ACR</w:t>
+            </w:r>
+          </w:p>
+        </w:tc>
+      </w:tr>
+      <w:tr>
+        <w:tc>
+          <w:tcPr>
+            <w:tcW w:type="dxa" w:w="1930"/>
+          </w:tcPr>
+          <w:p>
+            <w:pPr>
+              <w:spacing w:after="40"/>
+            </w:pPr>
+            <w:r>
+              <w:rPr>
+                <w:sz w:val="19"/>
+              </w:rPr>
+              <w:t>2.5.7</w:t>
+            </w:r>
+          </w:p>
+        </w:tc>
+        <w:tc>
+          <w:tcPr>
+            <w:tcW w:type="dxa" w:w="1930"/>
+          </w:tcPr>
+          <w:p>
+            <w:pPr>
+              <w:spacing w:after="40"/>
+            </w:pPr>
+            <w:r>
+              <w:rPr>
+                <w:b/>
+                <w:sz w:val="19"/>
+              </w:rPr>
+              <w:t>no claim</w:t>
+            </w:r>
+          </w:p>
+        </w:tc>
+        <w:tc>
+          <w:tcPr>
+            <w:tcW w:type="dxa" w:w="1930"/>
+          </w:tcPr>
+          <w:p>
+            <w:pPr>
+              <w:spacing w:after="40"/>
+            </w:pPr>
+            <w:r>
+              <w:rPr>
+                <w:sz w:val="19"/>
+              </w:rPr>
+              <w:t>Partially Supports</w:t>
+            </w:r>
+          </w:p>
+        </w:tc>
+        <w:tc>
+          <w:tcPr>
+            <w:tcW w:type="dxa" w:w="1930"/>
+          </w:tcPr>
+          <w:p>
+            <w:pPr>
+              <w:spacing w:after="40"/>
+            </w:pPr>
+            <w:r>
+              <w:rPr>
+                <w:sz w:val="19"/>
+              </w:rPr>
+              <w:t>—</w:t>
+            </w:r>
+          </w:p>
+        </w:tc>
+        <w:tc>
+          <w:tcPr>
+            <w:tcW w:type="dxa" w:w="1930"/>
+          </w:tcPr>
+          <w:p>
+            <w:pPr>
+              <w:spacing w:after="40"/>
+            </w:pPr>
+            <w:r>
+              <w:rPr>
+                <w:sz w:val="19"/>
+              </w:rPr>
+              <w:t>independent: upload/move/z-order have alternatives; rotation and non-text resize do not (V-F14)</w:t>
             </w:r>
           </w:p>
         </w:tc>
@@ -4216,7 +4922,7 @@
               <w:rPr>
                 <w:sz w:val="19"/>
               </w:rPr>
-              <w:t>0</w:t>
+              <w:t>4</w:t>
             </w:r>
           </w:p>
         </w:tc>
@@ -4232,7 +4938,7 @@
               <w:rPr>
                 <w:sz w:val="19"/>
               </w:rPr>
-              <w:t>1</w:t>
+              <w:t>5</w:t>
             </w:r>
           </w:p>
         </w:tc>
@@ -4248,7 +4954,7 @@
               <w:rPr>
                 <w:sz w:val="19"/>
               </w:rPr>
-              <w:t>1</w:t>
+              <w:t>9</w:t>
             </w:r>
           </w:p>
         </w:tc>
@@ -4282,7 +4988,7 @@
               <w:rPr>
                 <w:sz w:val="19"/>
               </w:rPr>
-              <w:t>5</w:t>
+              <w:t>6</w:t>
             </w:r>
           </w:p>
         </w:tc>
@@ -4298,7 +5004,7 @@
               <w:rPr>
                 <w:sz w:val="19"/>
               </w:rPr>
-              <w:t>3</w:t>
+              <w:t>4</w:t>
             </w:r>
           </w:p>
         </w:tc>
@@ -4314,7 +5020,7 @@
               <w:rPr>
                 <w:sz w:val="19"/>
               </w:rPr>
-              <w:t>8</w:t>
+              <w:t>10</w:t>
             </w:r>
           </w:p>
         </w:tc>
@@ -4348,7 +5054,7 @@
               <w:rPr>
                 <w:sz w:val="19"/>
               </w:rPr>
-              <w:t>2</w:t>
+              <w:t>3</w:t>
             </w:r>
           </w:p>
         </w:tc>
@@ -4380,7 +5086,7 @@
               <w:rPr>
                 <w:sz w:val="19"/>
               </w:rPr>
-              <w:t>3</w:t>
+              <w:t>4</w:t>
             </w:r>
           </w:p>
         </w:tc>
@@ -4480,7 +5186,7 @@
               <w:rPr>
                 <w:sz w:val="19"/>
               </w:rPr>
-              <w:t>24</w:t>
+              <w:t>18</w:t>
             </w:r>
           </w:p>
         </w:tc>
@@ -4496,7 +5202,7 @@
               <w:rPr>
                 <w:sz w:val="19"/>
               </w:rPr>
-              <w:t>19</w:t>
+              <w:t>14</w:t>
             </w:r>
           </w:p>
         </w:tc>
@@ -4512,7 +5218,7 @@
               <w:rPr>
                 <w:sz w:val="19"/>
               </w:rPr>
-              <w:t>43</w:t>
+              <w:t>32</w:t>
             </w:r>
           </w:p>
         </w:tc>
@@ -4589,10 +5295,65 @@
         <w:rPr>
           <w:b/>
         </w:rPr>
+        <w:t>Video captions — the sibling concern, half-answered well (R030, 2026-08-13).</w:t>
+      </w:r>
+      <w:r>
+        <w:t xml:space="preserve"> For user-inserted video the picture is better than for images: the video edit window offers a </w:t>
+      </w:r>
+      <w:r>
+        <w:rPr>
+          <w:b/>
+        </w:rPr>
+        <w:t>CC button with auto-generated captions</w:t>
+      </w:r>
+      <w:r>
+        <w:t xml:space="preserve"> — a real §504.2 capability, credited as such. The gap: </w:t>
+      </w:r>
+      <w:r>
+        <w:rPr>
+          <w:b/>
+        </w:rPr>
+        <w:t>no apparent way to upload professionally-authored caption files</w:t>
+      </w:r>
+      <w:r>
+        <w:t xml:space="preserve"> (SRT/VTT) or substitute corrected captions. Auto-generated captions are, as a class, insufficient for published-content conformance (accuracy, speaker identification, sound description), and CSU's standard captioning workflows produce professional caption files Express cannot ingest. Whether auto-captions are at least </w:t>
+      </w:r>
+      <w:r>
+        <w:rPr>
+          <w:i/>
+        </w:rPr>
+        <w:t>editable in place</w:t>
+      </w:r>
+      <w:r>
+        <w:t xml:space="preserve"> was not established. Summary across the two concerns: </w:t>
+      </w:r>
+      <w:r>
+        <w:rPr>
+          <w:b/>
+        </w:rPr>
+        <w:t>images — no capability at all; video — partial capability with no professional-quality path.</w:t>
+      </w:r>
+    </w:p>
+    <w:p>
+      <w:r>
+        <w:rPr>
+          <w:b/>
+        </w:rPr>
         <w:t>Reviewer decisions required:</w:t>
       </w:r>
       <w:r>
-        <w:t xml:space="preserve"> (1) extend this review's scope to 508 §504, or carry this as an advisory note beside the conformance statement; (2) confirm via the export walk (W16) which output formats are offered.</w:t>
+        <w:t xml:space="preserve"> (1) extend this review's scope to 508 §504, or carry these as advisory notes beside the conformance statement; (2) confirm via the export walk (W16) which output formats are offered and</w:t>
+      </w:r>
+    </w:p>
+    <w:p>
+      <w:r>
+        <w:rPr>
+          <w:b/>
+        </w:rPr>
+        <w:t>whether captions survive export/publish</w:t>
+      </w:r>
+      <w:r>
+        <w:t>; (3) spot-check whether auto-generated captions are editable in place.</w:t>
       </w:r>
     </w:p>
     <w:p>
@@ -4611,7 +5372,16 @@
         <w:t>This is an interim report.</w:t>
       </w:r>
       <w:r>
-        <w:t xml:space="preserve"> 12 of 55 criteria verified; 9 of 28 view×modality cells run.</w:t>
+        <w:t xml:space="preserve"> 23 of 55 criteria verified; </w:t>
+      </w:r>
+      <w:r>
+        <w:rPr>
+          <w:b/>
+        </w:rPr>
+        <w:t>all 28 view×modality cells run</w:t>
+      </w:r>
+      <w:r>
+        <w:t xml:space="preserve"> (matrix complete 2026-08-13). What remains is task- and flow-scoped: T2's export walk; the criteria reachable only through flows not yet walked (1.2.x via Learn's videos, 3.3.x error handling, 3.3.8 via sign-in); measurement leftovers (per-view contrast, focus-at-zoom, the editor's panel-at-320px check); and the standing reviewer decisions (JAWS scope, 1.4.13 pointer confirmation, 2.4.1 classification, §504 scope).</w:t>
       </w:r>
     </w:p>
     <w:tbl>
@@ -4715,7 +5485,7 @@
               <w:rPr>
                 <w:sz w:val="19"/>
               </w:rPr>
-              <w:t>no-vision (NVDA), no-color, axe; no-hearing/no-speech N/A</w:t>
+              <w:t>no-vision (NVDA), no-color, reflow/spacing measured, axe; NH/NS N/A</w:t>
             </w:r>
           </w:p>
         </w:tc>
@@ -4731,7 +5501,7 @@
               <w:rPr>
                 <w:sz w:val="19"/>
               </w:rPr>
-              <w:t>low-vision (5 checks), motor (8), cognition (6); JAWS run suspended</w:t>
+              <w:t>LV icon-contrast + focus-at-zoom; motor (8 checks); cognition (6); JAWS suspended</w:t>
             </w:r>
           </w:p>
         </w:tc>
@@ -4765,7 +5535,7 @@
               <w:rPr>
                 <w:sz w:val="19"/>
               </w:rPr>
-              <w:t>no-vision (NVDA + task walk T1), axe</w:t>
+              <w:t>no-vision + task T1, axe, reflow measured, grayscale, NH/NS N/A (evidence-backed)</w:t>
             </w:r>
           </w:p>
         </w:tc>
@@ -4781,7 +5551,7 @@
               <w:rPr>
                 <w:sz w:val="19"/>
               </w:rPr>
-              <w:t>all other modalities</w:t>
+              <w:t>motor; cognition</w:t>
             </w:r>
           </w:p>
         </w:tc>
@@ -4815,7 +5585,7 @@
               <w:rPr>
                 <w:sz w:val="19"/>
               </w:rPr>
-              <w:t>axe; no-vision in progress (view sweep + task walk T2)</w:t>
+              <w:t>axe, reflow measured (panel-over-canvas question open), grayscale chrome, NS N/A</w:t>
             </w:r>
           </w:p>
         </w:tc>
@@ -4831,20 +5601,20 @@
               <w:rPr>
                 <w:sz w:val="19"/>
               </w:rPr>
-              <w:t xml:space="preserve">T2 export steps; all other modalities — </w:t>
+              <w:t xml:space="preserve">no-vision close-out + T2 export; </w:t>
             </w:r>
             <w:r>
               <w:rPr>
                 <w:b/>
                 <w:sz w:val="19"/>
               </w:rPr>
-              <w:t>no-hearing is NOT N/A here</w:t>
-            </w:r>
-            <w:r>
-              <w:rPr>
-                <w:sz w:val="19"/>
-              </w:rPr>
-              <w:t xml:space="preserve"> (insertable video/audio assets)</w:t>
+              <w:t>no-hearing (insertable media — reviewer)</w:t>
+            </w:r>
+            <w:r>
+              <w:rPr>
+                <w:sz w:val="19"/>
+              </w:rPr>
+              <w:t>; motor; cognition</w:t>
             </w:r>
           </w:p>
         </w:tc>
@@ -4878,7 +5648,7 @@
               <w:rPr>
                 <w:sz w:val="19"/>
               </w:rPr>
-              <w:t>—</w:t>
+              <w:t>axe, reflow measured, grayscale, NH/NS N/A (evidence-backed)</w:t>
             </w:r>
           </w:p>
         </w:tc>
@@ -4892,9 +5662,16 @@
             </w:pPr>
             <w:r>
               <w:rPr>
-                <w:sz w:val="19"/>
-              </w:rPr>
-              <w:t>everything, including the required axe sweep</w:t>
+                <w:b/>
+                <w:sz w:val="19"/>
+              </w:rPr>
+              <w:t>no-vision (walkthrough W22–W26 ready — checkbox candidate + rename discrepancy)</w:t>
+            </w:r>
+            <w:r>
+              <w:rPr>
+                <w:sz w:val="19"/>
+              </w:rPr>
+              <w:t>; motor; cognition</w:t>
             </w:r>
           </w:p>
         </w:tc>
@@ -6353,6 +7130,347 @@
                 <w:sz w:val="19"/>
               </w:rPr>
               <w:t>Author alt text by keyboard; verify in exported artifact</w:t>
+            </w:r>
+          </w:p>
+        </w:tc>
+      </w:tr>
+      <w:tr>
+        <w:tc>
+          <w:tcPr>
+            <w:tcW w:type="dxa" w:w="1930"/>
+          </w:tcPr>
+          <w:p>
+            <w:pPr>
+              <w:spacing w:after="40"/>
+            </w:pPr>
+            <w:r>
+              <w:rPr>
+                <w:sz w:val="19"/>
+              </w:rPr>
+              <w:t>15</w:t>
+            </w:r>
+          </w:p>
+        </w:tc>
+        <w:tc>
+          <w:tcPr>
+            <w:tcW w:type="dxa" w:w="1930"/>
+          </w:tcPr>
+          <w:p>
+            <w:pPr>
+              <w:spacing w:after="40"/>
+            </w:pPr>
+            <w:r>
+              <w:rPr>
+                <w:sz w:val="19"/>
+              </w:rPr>
+              <w:t>Object rotation is pointer-drag only (V-F14)</w:t>
+            </w:r>
+          </w:p>
+        </w:tc>
+        <w:tc>
+          <w:tcPr>
+            <w:tcW w:type="dxa" w:w="1930"/>
+          </w:tcPr>
+          <w:p>
+            <w:pPr>
+              <w:spacing w:after="40"/>
+            </w:pPr>
+            <w:r>
+              <w:rPr>
+                <w:sz w:val="19"/>
+              </w:rPr>
+              <w:t>2.1.1, 2.5.7</w:t>
+            </w:r>
+          </w:p>
+        </w:tc>
+        <w:tc>
+          <w:tcPr>
+            <w:tcW w:type="dxa" w:w="1930"/>
+          </w:tcPr>
+          <w:p>
+            <w:pPr>
+              <w:spacing w:after="40"/>
+            </w:pPr>
+            <w:r>
+              <w:rPr>
+                <w:sz w:val="19"/>
+              </w:rPr>
+              <w:t>Rotation field in properties panel and/or modifier+arrow rotation</w:t>
+            </w:r>
+          </w:p>
+        </w:tc>
+        <w:tc>
+          <w:tcPr>
+            <w:tcW w:type="dxa" w:w="1930"/>
+          </w:tcPr>
+          <w:p>
+            <w:pPr>
+              <w:spacing w:after="40"/>
+            </w:pPr>
+            <w:r>
+              <w:rPr>
+                <w:sz w:val="19"/>
+              </w:rPr>
+              <w:t>Rotate an object end-to-end by keyboard (B2)</w:t>
+            </w:r>
+          </w:p>
+        </w:tc>
+      </w:tr>
+      <w:tr>
+        <w:tc>
+          <w:tcPr>
+            <w:tcW w:type="dxa" w:w="1930"/>
+          </w:tcPr>
+          <w:p>
+            <w:pPr>
+              <w:spacing w:after="40"/>
+            </w:pPr>
+            <w:r>
+              <w:rPr>
+                <w:sz w:val="19"/>
+              </w:rPr>
+              <w:t>16</w:t>
+            </w:r>
+          </w:p>
+        </w:tc>
+        <w:tc>
+          <w:tcPr>
+            <w:tcW w:type="dxa" w:w="1930"/>
+          </w:tcPr>
+          <w:p>
+            <w:pPr>
+              <w:spacing w:after="40"/>
+            </w:pPr>
+            <w:r>
+              <w:rPr>
+                <w:sz w:val="19"/>
+              </w:rPr>
+              <w:t>Canvas objects and operations silent to AT; no way to survey a document by ear (R015 O9, R031 O3)</w:t>
+            </w:r>
+          </w:p>
+        </w:tc>
+        <w:tc>
+          <w:tcPr>
+            <w:tcW w:type="dxa" w:w="1930"/>
+          </w:tcPr>
+          <w:p>
+            <w:pPr>
+              <w:spacing w:after="40"/>
+            </w:pPr>
+            <w:r>
+              <w:rPr>
+                <w:sz w:val="19"/>
+              </w:rPr>
+              <w:t>4.1.2, 1.3.1</w:t>
+            </w:r>
+          </w:p>
+        </w:tc>
+        <w:tc>
+          <w:tcPr>
+            <w:tcW w:type="dxa" w:w="1930"/>
+          </w:tcPr>
+          <w:p>
+            <w:pPr>
+              <w:spacing w:after="40"/>
+            </w:pPr>
+            <w:r>
+              <w:rPr>
+                <w:sz w:val="19"/>
+              </w:rPr>
+              <w:t xml:space="preserve">Expose selected-object name/type/state; announce operation results; </w:t>
+            </w:r>
+            <w:r>
+              <w:rPr>
+                <w:b/>
+                <w:sz w:val="19"/>
+              </w:rPr>
+              <w:t>provide an on-demand spoken canvas description</w:t>
+            </w:r>
+            <w:r>
+              <w:rPr>
+                <w:sz w:val="19"/>
+              </w:rPr>
+              <w:t xml:space="preserve"> (reviewer recommendation: read back the objects, their content and arrangement, on command)</w:t>
+            </w:r>
+          </w:p>
+        </w:tc>
+        <w:tc>
+          <w:tcPr>
+            <w:tcW w:type="dxa" w:w="1930"/>
+          </w:tcPr>
+          <w:p>
+            <w:pPr>
+              <w:spacing w:after="40"/>
+            </w:pPr>
+            <w:r>
+              <w:rPr>
+                <w:sz w:val="19"/>
+              </w:rPr>
+              <w:t>NVDA distinguishes objects and hears move/format results; a "describe canvas" action exists and is announced</w:t>
+            </w:r>
+          </w:p>
+        </w:tc>
+      </w:tr>
+      <w:tr>
+        <w:tc>
+          <w:tcPr>
+            <w:tcW w:type="dxa" w:w="1930"/>
+          </w:tcPr>
+          <w:p>
+            <w:pPr>
+              <w:spacing w:after="40"/>
+            </w:pPr>
+            <w:r>
+              <w:rPr>
+                <w:sz w:val="19"/>
+              </w:rPr>
+              <w:t>17</w:t>
+            </w:r>
+          </w:p>
+        </w:tc>
+        <w:tc>
+          <w:tcPr>
+            <w:tcW w:type="dxa" w:w="1930"/>
+          </w:tcPr>
+          <w:p>
+            <w:pPr>
+              <w:spacing w:after="40"/>
+            </w:pPr>
+            <w:r>
+              <w:rPr>
+                <w:sz w:val="19"/>
+              </w:rPr>
+              <w:t>Shortcut docs and implementation out of sync both ways: documented rename shortcut broken; working shortcuts undocumented (R031 O2/O6)</w:t>
+            </w:r>
+          </w:p>
+        </w:tc>
+        <w:tc>
+          <w:tcPr>
+            <w:tcW w:type="dxa" w:w="1930"/>
+          </w:tcPr>
+          <w:p>
+            <w:pPr>
+              <w:spacing w:after="40"/>
+            </w:pPr>
+            <w:r>
+              <w:rPr>
+                <w:sz w:val="19"/>
+              </w:rPr>
+              <w:t>— (vendor doc accuracy)</w:t>
+            </w:r>
+          </w:p>
+        </w:tc>
+        <w:tc>
+          <w:tcPr>
+            <w:tcW w:type="dxa" w:w="1930"/>
+          </w:tcPr>
+          <w:p>
+            <w:pPr>
+              <w:spacing w:after="40"/>
+            </w:pPr>
+            <w:r>
+              <w:rPr>
+                <w:sz w:val="19"/>
+              </w:rPr>
+              <w:t>Reconcile the shortcuts page with the implementation; surface an in-app shortcut reference</w:t>
+            </w:r>
+          </w:p>
+        </w:tc>
+        <w:tc>
+          <w:tcPr>
+            <w:tcW w:type="dxa" w:w="1930"/>
+          </w:tcPr>
+          <w:p>
+            <w:pPr>
+              <w:spacing w:after="40"/>
+            </w:pPr>
+            <w:r>
+              <w:rPr>
+                <w:sz w:val="19"/>
+              </w:rPr>
+              <w:t>Every documented shortcut works; every working shortcut documented</w:t>
+            </w:r>
+          </w:p>
+        </w:tc>
+      </w:tr>
+      <w:tr>
+        <w:tc>
+          <w:tcPr>
+            <w:tcW w:type="dxa" w:w="1930"/>
+          </w:tcPr>
+          <w:p>
+            <w:pPr>
+              <w:spacing w:after="40"/>
+            </w:pPr>
+            <w:r>
+              <w:rPr>
+                <w:sz w:val="19"/>
+              </w:rPr>
+              <w:t>18</w:t>
+            </w:r>
+          </w:p>
+        </w:tc>
+        <w:tc>
+          <w:tcPr>
+            <w:tcW w:type="dxa" w:w="1930"/>
+          </w:tcPr>
+          <w:p>
+            <w:pPr>
+              <w:spacing w:after="40"/>
+            </w:pPr>
+            <w:r>
+              <w:rPr>
+                <w:sz w:val="19"/>
+              </w:rPr>
+              <w:t>"T" single-char shortcut with no known disable/remap (R031 O5 — pending Settings check)</w:t>
+            </w:r>
+          </w:p>
+        </w:tc>
+        <w:tc>
+          <w:tcPr>
+            <w:tcW w:type="dxa" w:w="1930"/>
+          </w:tcPr>
+          <w:p>
+            <w:pPr>
+              <w:spacing w:after="40"/>
+            </w:pPr>
+            <w:r>
+              <w:rPr>
+                <w:sz w:val="19"/>
+              </w:rPr>
+              <w:t>2.1.4</w:t>
+            </w:r>
+          </w:p>
+        </w:tc>
+        <w:tc>
+          <w:tcPr>
+            <w:tcW w:type="dxa" w:w="1930"/>
+          </w:tcPr>
+          <w:p>
+            <w:pPr>
+              <w:spacing w:after="40"/>
+            </w:pPr>
+            <w:r>
+              <w:rPr>
+                <w:sz w:val="19"/>
+              </w:rPr>
+              <w:t>Disable/remap setting, or focus-scope the shortcut</w:t>
+            </w:r>
+          </w:p>
+        </w:tc>
+        <w:tc>
+          <w:tcPr>
+            <w:tcW w:type="dxa" w:w="1930"/>
+          </w:tcPr>
+          <w:p>
+            <w:pPr>
+              <w:spacing w:after="40"/>
+            </w:pPr>
+            <w:r>
+              <w:rPr>
+                <w:sz w:val="19"/>
+              </w:rPr>
+              <w:t>Toggle exists and works, or shortcut fires only with canvas focused</w:t>
             </w:r>
           </w:p>
         </w:tc>

--- a/reviews/2026-07-adobe-express/2026-07-adobe-express-report.docx
+++ b/reviews/2026-07-adobe-express/2026-07-adobe-express-report.docx
@@ -384,6 +384,36 @@
       <w:pPr>
         <w:spacing w:after="40"/>
       </w:pPr>
+    </w:p>
+    <w:p>
+      <w:pPr>
+        <w:pStyle w:val="Heading1"/>
+      </w:pPr>
+      <w:r>
+        <w:t>Contents</w:t>
+      </w:r>
+    </w:p>
+    <w:p>
+      <w:r>
+        <w:fldChar w:fldCharType="begin"/>
+        <w:instrText xml:space="preserve">TOC \o "1-2" \h \z \u</w:instrText>
+        <w:fldChar w:fldCharType="separate"/>
+        <w:fldChar w:fldCharType="end"/>
+      </w:r>
+    </w:p>
+    <w:p>
+      <w:r>
+        <w:rPr>
+          <w:i/>
+          <w:sz w:val="18"/>
+        </w:rPr>
+        <w:t>(In Word: right-click the table of contents → Update Field, or select all and press F9, to populate page numbers.)</w:t>
+      </w:r>
+    </w:p>
+    <w:p>
+      <w:r>
+        <w:br w:type="page"/>
+      </w:r>
     </w:p>
     <w:p>
       <w:pPr>
@@ -833,13 +863,13 @@
                 <w:b/>
                 <w:sz w:val="19"/>
               </w:rPr>
-              <w:t>14 active</w:t>
-            </w:r>
-            <w:r>
-              <w:rPr>
-                <w:sz w:val="19"/>
-              </w:rPr>
-              <w:t xml:space="preserve"> (0 Blocker · 12 Major · 2 Minor) + 1 raised-and-withdrawn, retained for the record; at least 3 product-wide</w:t>
+              <w:t>18 active</w:t>
+            </w:r>
+            <w:r>
+              <w:rPr>
+                <w:sz w:val="19"/>
+              </w:rPr>
+              <w:t xml:space="preserve"> (0 Blocker · 15 Major · 3 Minor) + 1 raised-and-withdrawn, retained for the record; at least 4 product-wide</w:t>
             </w:r>
           </w:p>
         </w:tc>
@@ -1046,7 +1076,16 @@
     </w:p>
     <w:p>
       <w:r>
-        <w:t>Adobe Express (web) was evaluated against WCAG 2.2 Level AA using WCAG-EM, with task-based testing by a screen-reader-using reviewer across the home dashboard, template gallery, and editor. The product's fundamentals are sound — a user was able to author, name, and populate a design entirely by keyboard and screen reader — but a consistent product-wide pattern of missing names and missing status feedback means the same user cannot choose between visually-distinguished options, revise existing work, or tell when asynchronous operations finish. The vendor's ACR predates the target standard and misstates roughly a third of the criteria verified so far, in both directions. Testing is incomplete; this interim report exists to support early procurement conversation, not a final decision.</w:t>
+        <w:t xml:space="preserve">Adobe Express (web) was evaluated against WCAG 2.2 Level AA using WCAG-EM: task-based testing by a reviewer using NVDA and a physical keyboard, plus instrumented measurement, across all four sampled views — </w:t>
+      </w:r>
+      <w:r>
+        <w:rPr>
+          <w:b/>
+        </w:rPr>
+        <w:t>every view×modality cell in the evaluation matrix is now covered</w:t>
+      </w:r>
+      <w:r>
+        <w:t>. The product's fundamentals are sound — consistent, calm, fully keyboard- reachable, reflowing cleanly, with a user able to author a design end to end — but a product-wide pattern of missing names and missing status feedback means a screen-reader user cannot choose between visually-distinguished options, revise existing work, or tell when operations finish, and a keyboard-only user cannot rotate or resize non-text objects or bulk-select files. The vendor's 2023 ACR predates the target standard and misstates roughly half of the criteria verified. Remaining work is flow-scoped (export, sign-in, error paths, Learn's videos) and the reviewer decisions; this interim report supports procurement conversation ahead of that closure.</w:t>
       </w:r>
     </w:p>
     <w:p>
@@ -1065,7 +1104,7 @@
         <w:t>The product is broadly operable and fails on feedback, not on mechanics.</w:t>
       </w:r>
       <w:r>
-        <w:t xml:space="preserve"> Across three views tested to date, the baseline semantics are sound: real headings, real buttons, landmark structure on most views, keyboard reachability of essentially everything, and — where tested — correct focus containment in dialogs. Very little is outright broken.</w:t>
+        <w:t xml:space="preserve"> Across all four sampled views and every modality, the baseline semantics are sound: real headings, real buttons, landmark structure on most views, keyboard reachability of essentially everything, visible focus throughout, correct focus containment in dialogs, and full cross-view consistency. Very little is outright broken — the exceptions are now precisely enumerated (rotation, non-text resize, one Space-dead checkbox).</w:t>
       </w:r>
     </w:p>
     <w:p>
@@ -1682,7 +1721,7 @@
         <w:pStyle w:val="Heading3"/>
       </w:pPr>
       <w:r>
-        <w:t>3. Operations complete silently — three instances of the same 4.1.3 defect (T1-F2, T2-F2)</w:t>
+        <w:t>3. Operations complete silently — five-plus instances of the same 4.1.3 defect (T1-F2, T2-F2, V-F13)</w:t>
       </w:r>
     </w:p>
     <w:p>
@@ -1696,7 +1735,16 @@
         <w:t>Impact:</w:t>
       </w:r>
       <w:r>
-        <w:t xml:space="preserve"> Search results arrive, lazy content loads, images insert, and AI generation runs for many seconds — none of it announced. "Still working", "finished" and "failed" are indistinguishable. Sharpest on </w:t>
+        <w:t xml:space="preserve"> Search results arrive, lazy content loads, images insert, AI generation runs for many seconds, </w:t>
+      </w:r>
+      <w:r>
+        <w:rPr>
+          <w:b/>
+        </w:rPr>
+        <w:t>S4's filter changes the file list</w:t>
+      </w:r>
+      <w:r>
+        <w:t xml:space="preserve">, the text-size steppers change values — none of it announced. "Still working", "finished" and "failed" are indistinguishable. Sharpest on </w:t>
       </w:r>
       <w:r>
         <w:rPr>
@@ -1705,7 +1753,7 @@
         <w:t>Generate with AI</w:t>
       </w:r>
       <w:r>
-        <w:t>, the product's most promoted capability.</w:t>
+        <w:t>, the product's most promoted capability. Five-plus verified instances across three views: a product pattern, not per-component slips.</w:t>
       </w:r>
     </w:p>
     <w:p>
@@ -1742,7 +1790,7 @@
         <w:t>Evidence:</w:t>
       </w:r>
       <w:r>
-        <w:t xml:space="preserve"> R013 O3/O8/O13; R016 O7.</w:t>
+        <w:t xml:space="preserve"> R013 O3/O8/O13; R016 O7; R029 O4; R031 O7.</w:t>
       </w:r>
     </w:p>
     <w:p>
@@ -1874,7 +1922,7 @@
         <w:pStyle w:val="Heading3"/>
       </w:pPr>
       <w:r>
-        <w:t>6. Keyboard-only users have no bypass (V-F3 — reviewer decision pending)</w:t>
+        <w:t>6. Keyboard-only users have no bypass (V-F3 — confirmed by hand)</w:t>
       </w:r>
     </w:p>
     <w:p>
@@ -1888,7 +1936,25 @@
         <w:t>Impact:</w:t>
       </w:r>
       <w:r>
-        <w:t xml:space="preserve"> No skip link; ~15 tab stops of Adobe cross-product chrome precede content on every page. Screen-reader users bypass via landmarks (confirmed in both JAWS and NVDA), so this is scoped to keyboard-without-AT users. Held at Does Not Support pending the reviewer's 2.4.1 call — note the editor (S3) has </w:t>
+        <w:t xml:space="preserve"> No skip link; </w:t>
+      </w:r>
+      <w:r>
+        <w:rPr>
+          <w:b/>
+        </w:rPr>
+        <w:t>19 Tab stops to reach the left rail, 33 to reach the Recent strip</w:t>
+      </w:r>
+      <w:r>
+        <w:t xml:space="preserve"> — reviewer-counted with a physical keyboard (2026-08-13), on every page visit, against the vendor's claimed </w:t>
+      </w:r>
+      <w:r>
+        <w:rPr>
+          <w:i/>
+        </w:rPr>
+        <w:t>Supports</w:t>
+      </w:r>
+      <w:r>
+        <w:t xml:space="preserve">. Screen-reader users bypass via landmarks (confirmed in both JAWS and NVDA), so this is scoped to keyboard-without-AT users — but the editor has </w:t>
       </w:r>
       <w:r>
         <w:rPr>
@@ -1897,7 +1963,7 @@
         <w:t>no `main` landmark</w:t>
       </w:r>
       <w:r>
-        <w:t>, so the landmark bypass does not exist there.</w:t>
+        <w:t>, so even that mitigation is absent exactly where users spend their time.</w:t>
       </w:r>
     </w:p>
     <w:p>
@@ -1911,7 +1977,84 @@
         <w:t>Evidence:</w:t>
       </w:r>
       <w:r>
-        <w:t xml:space="preserve"> R004 O1; R001 O7; R012 O7; R014 O3.</w:t>
+        <w:t xml:space="preserve"> R004 O5 (hand counts); R001 O7; R012 O7; R014 O3.</w:t>
+      </w:r>
+    </w:p>
+    <w:p>
+      <w:pPr>
+        <w:pStyle w:val="Heading3"/>
+      </w:pPr>
+      <w:r>
+        <w:t>6b. Canvas manipulation is part-keyboard, part-pointer-only (V-F14, V-F12 extended, V-F15)</w:t>
+      </w:r>
+    </w:p>
+    <w:p>
+      <w:pPr>
+        <w:pStyle w:val="ListBullet"/>
+      </w:pPr>
+      <w:r>
+        <w:rPr>
+          <w:b/>
+        </w:rPr>
+        <w:t>Impact:</w:t>
+      </w:r>
+      <w:r>
+        <w:t xml:space="preserve"> Under a physical keyboard (B2): translation, z-order and text-resize work; </w:t>
+      </w:r>
+      <w:r>
+        <w:rPr>
+          <w:b/>
+        </w:rPr>
+        <w:t>rotation of any object and resize of non-text objects (shapes, images) have no keyboard route at all</w:t>
+      </w:r>
+      <w:r>
+        <w:t xml:space="preserve"> — Level A (2.1.1) plus 2.5.7, on the product's core surface. On S4, the file </w:t>
+      </w:r>
+      <w:r>
+        <w:rPr>
+          <w:b/>
+        </w:rPr>
+        <w:t>checkbox ignores the Space bar</w:t>
+      </w:r>
+      <w:r>
+        <w:t xml:space="preserve">, making bulk selection keyboard-unavailable (the same control screen-reader users can't identify). And the editor's "T" single-key shortcut has </w:t>
+      </w:r>
+      <w:r>
+        <w:rPr>
+          <w:b/>
+        </w:rPr>
+        <w:t>no disable or remap</w:t>
+      </w:r>
+      <w:r>
+        <w:t xml:space="preserve"> (2.1.4, against a claimed Supports) — Settings was checked.</w:t>
+      </w:r>
+    </w:p>
+    <w:p>
+      <w:pPr>
+        <w:pStyle w:val="ListBullet"/>
+      </w:pPr>
+      <w:r>
+        <w:rPr>
+          <w:b/>
+        </w:rPr>
+        <w:t>Root cause visibility:</w:t>
+      </w:r>
+      <w:r>
+        <w:t xml:space="preserve"> the working operations prove the pattern is achievable; the gaps are specific omissions, each with a standard fix (properties-panel fields; Space handling; a shortcuts toggle).</w:t>
+      </w:r>
+    </w:p>
+    <w:p>
+      <w:pPr>
+        <w:pStyle w:val="ListBullet"/>
+      </w:pPr>
+      <w:r>
+        <w:rPr>
+          <w:b/>
+        </w:rPr>
+        <w:t>Evidence:</w:t>
+      </w:r>
+      <w:r>
+        <w:t xml:space="preserve"> R031 O4/O5/O7; R033 O1; 03 §2.5 A2 (shortcut docs out of sync both directions).</w:t>
       </w:r>
     </w:p>
     <w:p>
@@ -1955,7 +2098,7 @@
         <w:pStyle w:val="Heading3"/>
       </w:pPr>
       <w:r>
-        <w:t>8. Unnamed icon controls and a stateless toggle (V-F4, V-F10, R015 O6)</w:t>
+        <w:t>8. Unnamed controls — specific, recurrent, cheap to fix (V-F4, V-F10, V-F12, R015 O6/O8)</w:t>
       </w:r>
     </w:p>
     <w:p>
@@ -1969,7 +2112,16 @@
         <w:t>Impact:</w:t>
       </w:r>
       <w:r>
-        <w:t xml:space="preserve"> The header community button (every view) and the editor's page-nav "more" button announce as bare "button"; the floating text-toolbar's Bold/Italic/Underline carry no labels; Italic exposes no pressed state. Scope verified narrow — these are specific misses, not a systemic component failure (48 of 49 controls on S1 are correctly named).</w:t>
+        <w:t xml:space="preserve"> The header community button (every view), the editor's page-nav "more" button, the floating text-toolbar's Bold/Italic/Underline, the edit-mode textarea, and S4's per-card checkbox and action button all lack accessible names; Italic exposes no pressed state. Scope verified narrow each time — specific misses of one cheap class, not systemic component failure (48 of 49 controls on S1 are correctly named; S4's card </w:t>
+      </w:r>
+      <w:r>
+        <w:rPr>
+          <w:i/>
+        </w:rPr>
+        <w:t>links</w:t>
+      </w:r>
+      <w:r>
+        <w:t xml:space="preserve"> are named).</w:t>
       </w:r>
     </w:p>
     <w:p>
@@ -1983,7 +2135,7 @@
         <w:t>Evidence:</w:t>
       </w:r>
       <w:r>
-        <w:t xml:space="preserve"> R012 O1; R014 O1; R015 O6.</w:t>
+        <w:t xml:space="preserve"> R012 O1; R014 O1; R015 O6/O8; R029 O2; R017 O4.</w:t>
       </w:r>
     </w:p>
     <w:p>
@@ -2002,10 +2154,10 @@
         <w:rPr>
           <w:b/>
         </w:rPr>
-        <w:t>Authoring works end to end</w:t>
+        <w:t>Cognition is the product's strongest modality — all four views Works</w:t>
       </w:r>
       <w:r>
-        <w:t>: blank document created, named ("Test-With-Keyboard"), text added with correct announcements, edit mode entered automatically, content confirmable by ear (R016 O4/O5).</w:t>
+        <w:t xml:space="preserve"> (R010, R034–R036): consistent navigation and identification, help in a consistent place, no unexpected context changes, nothing moving or blinking, everything labeled/iconed/tooltipped. Six criteria verified Supports on this evidence.</w:t>
       </w:r>
     </w:p>
     <w:p>
@@ -2016,10 +2168,47 @@
         <w:rPr>
           <w:b/>
         </w:rPr>
-        <w:t>The "Get started" modal is exemplary on focus</w:t>
+        <w:t>Reflow is a strength</w:t>
       </w:r>
       <w:r>
-        <w:t>: focus moves in, is contained, Esc closes (R012 O8/O13 — a Major finding was raised against it in error and formally withdrawn, V-F6).</w:t>
+        <w:t xml:space="preserve">: zero horizontal overflow on all four views at the 320-px equivalence — </w:t>
+      </w:r>
+      <w:r>
+        <w:rPr>
+          <w:b/>
+        </w:rPr>
+        <w:t>better than the vendor's own claim</w:t>
+      </w:r>
+      <w:r>
+        <w:t xml:space="preserve"> (1.4.10 Supports vs claimed Partially).</w:t>
+      </w:r>
+    </w:p>
+    <w:p>
+      <w:pPr>
+        <w:pStyle w:val="ListBullet"/>
+      </w:pPr>
+      <w:r>
+        <w:rPr>
+          <w:b/>
+        </w:rPr>
+        <w:t>Authoring works end to end</w:t>
+      </w:r>
+      <w:r>
+        <w:t>: blank document created, named, text added with correct announcements, edit mode entered automatically, content confirmable by ear (R016 O4/O5). Renaming is fully keyboard-operable.</w:t>
+      </w:r>
+    </w:p>
+    <w:p>
+      <w:pPr>
+        <w:pStyle w:val="ListBullet"/>
+      </w:pPr>
+      <w:r>
+        <w:rPr>
+          <w:b/>
+        </w:rPr>
+        <w:t>Focus discipline is good</w:t>
+      </w:r>
+      <w:r>
+        <w:t>: visible focus indicators on every view the reviewer swept; no keyboard traps anywhere; the "Get started" modal is exemplary (focus in, contained, Esc out — a Major finding raised against it in error was formally withdrawn, V-F6).</w:t>
       </w:r>
     </w:p>
     <w:p>
@@ -2717,9 +2906,16 @@
             </w:pPr>
             <w:r>
               <w:rPr>
-                <w:sz w:val="19"/>
-              </w:rPr>
-              <w:t>Partial — physical-keyboard sweep pending</w:t>
+                <w:b/>
+                <w:sz w:val="19"/>
+              </w:rPr>
+              <w:t>Complete — all four views</w:t>
+            </w:r>
+            <w:r>
+              <w:rPr>
+                <w:sz w:val="19"/>
+              </w:rPr>
+              <w:t xml:space="preserve"> (R004, R031–R033)</w:t>
             </w:r>
           </w:p>
         </w:tc>
@@ -2735,7 +2931,7 @@
               <w:rPr>
                 <w:sz w:val="19"/>
               </w:rPr>
-              <w:t>2.4.1 (reviewer classification pending)</w:t>
+              <w:t>2.4.1, 2.1.1, 2.5.7, 2.1.4</w:t>
             </w:r>
           </w:p>
         </w:tc>
@@ -2751,7 +2947,7 @@
               <w:rPr>
                 <w:sz w:val="19"/>
               </w:rPr>
-              <w:t>V-F3</w:t>
+              <w:t>V-F3, V-F14, V-F15, V-F12</w:t>
             </w:r>
           </w:p>
         </w:tc>
@@ -2767,7 +2963,46 @@
               <w:rPr>
                 <w:sz w:val="19"/>
               </w:rPr>
-              <w:t xml:space="preserve">Everything reached so far is keyboard-operable (incl. full authoring), but every page visit costs ~15 tab stops of unrelated chrome with no skip mechanism — and the editor has no </w:t>
+              <w:t xml:space="preserve">Reach and focus visibility are clean everywhere; operability fails at named points: </w:t>
+            </w:r>
+            <w:r>
+              <w:rPr>
+                <w:b/>
+                <w:sz w:val="19"/>
+              </w:rPr>
+              <w:t>rotation and non-text resize are pointer-only</w:t>
+            </w:r>
+            <w:r>
+              <w:rPr>
+                <w:sz w:val="19"/>
+              </w:rPr>
+              <w:t xml:space="preserve"> (V-F14), </w:t>
+            </w:r>
+            <w:r>
+              <w:rPr>
+                <w:b/>
+                <w:sz w:val="19"/>
+              </w:rPr>
+              <w:t>the S4 checkbox ignores the Space bar</w:t>
+            </w:r>
+            <w:r>
+              <w:rPr>
+                <w:sz w:val="19"/>
+              </w:rPr>
+              <w:t xml:space="preserve"> (bulk selection unavailable), the "T" shortcut cannot be disabled (V-F15), and every page visit costs </w:t>
+            </w:r>
+            <w:r>
+              <w:rPr>
+                <w:b/>
+                <w:sz w:val="19"/>
+              </w:rPr>
+              <w:t>19 confirmed tab stops</w:t>
+            </w:r>
+            <w:r>
+              <w:rPr>
+                <w:sz w:val="19"/>
+              </w:rPr>
+              <w:t xml:space="preserve"> of unrelated chrome with no skip mechanism (V-F3) — with no </w:t>
             </w:r>
             <w:r>
               <w:rPr>
@@ -2780,14 +3015,14 @@
               <w:rPr>
                 <w:sz w:val="19"/>
               </w:rPr>
-              <w:t xml:space="preserve"> landmark to bypass with. </w:t>
+              <w:t xml:space="preserve"> landmark in the editor to bypass with. </w:t>
             </w:r>
             <w:r>
               <w:rPr>
                 <w:b/>
                 <w:sz w:val="19"/>
               </w:rPr>
-              <w:t>2.5.8 target size verified Supports</w:t>
+              <w:t>2.5.8 verified Supports</w:t>
             </w:r>
             <w:r>
               <w:rPr>
@@ -8795,7 +9030,7 @@
     </w:p>
     <w:p>
       <w:r>
-        <w:t>On the interim evidence, the pattern most consistent with the findings is</w:t>
+        <w:t>On the evidence to date, the pattern most consistent with the findings is</w:t>
       </w:r>
     </w:p>
     <w:p>
@@ -8806,16 +9041,16 @@
         <w:t>Needs TAAP, conditioned on vendor commitments</w:t>
       </w:r>
       <w:r>
-        <w:t xml:space="preserve">, for three reasons. First, no essential task is failed outright: a screen-reader user completed template-based creation (with substantial burden) and authored a design from scratch, so accommodation is workable rather than fictional. Second, the barriers are overwhelmingly </w:t>
+        <w:t xml:space="preserve">, for three reasons. First, no essential task is failed outright: a screen-reader user completed template-based creation (with substantial burden) and authored a design from scratch, so accommodation is workable rather than fictional — and the full-matrix picture adds genuine strengths (cognition Works on every view; clean reflow; universal focus visibility). Second, the barriers are overwhelmingly </w:t>
       </w:r>
       <w:r>
         <w:rPr>
           <w:b/>
         </w:rPr>
-        <w:t>feedback and naming defects with cheap, additive fixes</w:t>
+        <w:t>naming and feedback defects with cheap, additive fixes</w:t>
       </w:r>
       <w:r>
-        <w:t xml:space="preserve"> — the fourteen-item remediation exhibit is dominated by one-line ARIA attributes and status messages, with a working reference implementation for the hardest item already present in Adobe's own codebase — which makes a dated remediation roadmap a reasonable contractual ask rather than wishful thinking. Third, the vendor's ACR is stale and unreliable in both directions, so any agreement should require a current-standard (WCAG 2.2) ACR and treat future vendor claims as unverified until tested. </w:t>
+        <w:t xml:space="preserve"> — the eighteen-item remediation exhibit is dominated by one-line ARIA attributes and status messages, with a working reference implementation for the hardest item already in Adobe's own codebase; the true structural asks are few and named (canvas object exposure with on-demand read-back; keyboard rotation/resize; a Space-operable checkbox). Third, the vendor's ACR is stale and unreliable in both directions — of 23 criteria verified, five are worse than claimed and seven better — so any agreement should require a current-standard (WCAG 2.2) ACR and treat vendor claims as unverified until tested. </w:t>
       </w:r>
       <w:r>
         <w:rPr>
@@ -8824,7 +9059,7 @@
         <w:t>Approval is not supportable</w:t>
       </w:r>
       <w:r>
-        <w:t xml:space="preserve"> while three criteria stand at Does Not Support and the product's core choosing and revising workflows exclude screen-reader users; </w:t>
+        <w:t xml:space="preserve"> while four criteria stand at Does Not Support, two of them Level A, and the product's choosing and revising workflows exclude screen-reader users; </w:t>
       </w:r>
       <w:r>
         <w:rPr>
@@ -8833,7 +9068,7 @@
         <w:t>denial is not supported either</w:t>
       </w:r>
       <w:r>
-        <w:t xml:space="preserve"> on present evidence, since every tested task remains completable and the remediation ask is modest. Two open items could move this recommendation before the report goes FINAL: the untested low-vision 400% reflow behaviour (a canvas product's likeliest structural failure), and the Section 508 §504 alt-text question — if Express publishes PDF/webpages with no alt-text capability and the vendor will not commit to adding it, the output-side harm compounds across every campus artifact and weighs toward denial for publishing-oriented procurements.</w:t>
+        <w:t>, since every tested task remains completable and the remediation ask is modest. One open item could still move this recommendation before the report goes FINAL: the Section 508 §504 output question — if Express publishes PDF/webpages with no alt-text capability and no professional-caption path, and the vendor will not commit to both, the output-side harm compounds across every campus artifact and weighs toward denial for publishing-oriented procurements.</w:t>
       </w:r>
     </w:p>
     <w:p>
@@ -8908,6 +9143,7 @@
       </w:r>
     </w:p>
     <w:sectPr>
+      <w:footerReference w:type="default" r:id="rId9"/>
       <w:pgSz w:w="12240" w:h="15840"/>
       <w:pgMar w:top="1440" w:right="1296" w:bottom="1440" w:left="1296" w:header="720" w:footer="720" w:gutter="0"/>
       <w:cols w:space="720"/>
@@ -8915,6 +9151,67 @@
     </w:sectPr>
   </w:body>
 </w:document>
+</file>
+
+<file path=word/footer1.xml><?xml version="1.0" encoding="utf-8"?>
+<w:ftr xmlns:m="http://schemas.openxmlformats.org/officeDocument/2006/math" xmlns:mc="http://schemas.openxmlformats.org/markup-compatibility/2006" xmlns:mo="http://schemas.microsoft.com/office/mac/office/2008/main" xmlns:mv="urn:schemas-microsoft-com:mac:vml" xmlns:o="urn:schemas-microsoft-com:office:office" xmlns:r="http://schemas.openxmlformats.org/officeDocument/2006/relationships" xmlns:v="urn:schemas-microsoft-com:vml" xmlns:w10="urn:schemas-microsoft-com:office:word" xmlns:w14="http://schemas.microsoft.com/office/word/2010/wordml" xmlns:w="http://schemas.openxmlformats.org/wordprocessingml/2006/main" xmlns:wne="http://schemas.microsoft.com/office/word/2006/wordml" xmlns:wp14="http://schemas.microsoft.com/office/word/2010/wordprocessingDrawing" xmlns:wp="http://schemas.openxmlformats.org/drawingml/2006/wordprocessingDrawing" xmlns:wpc="http://schemas.microsoft.com/office/word/2010/wordprocessingCanvas" xmlns:wpg="http://schemas.microsoft.com/office/word/2010/wordprocessingGroup" xmlns:wpi="http://schemas.microsoft.com/office/word/2010/wordprocessingInk" xmlns:wps="http://schemas.microsoft.com/office/word/2010/wordprocessingShape" mc:Ignorable="w14 wp14">
+  <w:p>
+    <w:pPr>
+      <w:pStyle w:val="Footer"/>
+      <w:tabs>
+        <w:tab w:pos="9648" w:val="right"/>
+      </w:tabs>
+    </w:pPr>
+    <w:r>
+      <w:rPr>
+        <w:color w:val="595959"/>
+        <w:sz w:val="17"/>
+      </w:rPr>
+    </w:r>
+    <w:r>
+      <w:rPr>
+        <w:color w:val="595959"/>
+        <w:sz w:val="17"/>
+      </w:rPr>
+      <w:t>Generated 2026-08-13 from 06-report.md — edit the markdown and re-export</w:t>
+      <w:tab/>
+    </w:r>
+    <w:r>
+      <w:rPr>
+        <w:color w:val="595959"/>
+        <w:sz w:val="17"/>
+      </w:rPr>
+      <w:t xml:space="preserve">Page </w:t>
+    </w:r>
+    <w:r>
+      <w:rPr>
+        <w:color w:val="595959"/>
+        <w:sz w:val="17"/>
+      </w:rPr>
+      <w:fldChar w:fldCharType="begin"/>
+      <w:instrText xml:space="preserve">PAGE</w:instrText>
+      <w:fldChar w:fldCharType="separate"/>
+      <w:fldChar w:fldCharType="end"/>
+    </w:r>
+    <w:r>
+      <w:rPr>
+        <w:color w:val="595959"/>
+        <w:sz w:val="17"/>
+      </w:rPr>
+      <w:t xml:space="preserve"> of </w:t>
+    </w:r>
+    <w:r>
+      <w:rPr>
+        <w:color w:val="595959"/>
+        <w:sz w:val="17"/>
+      </w:rPr>
+      <w:fldChar w:fldCharType="begin"/>
+      <w:instrText xml:space="preserve">NUMPAGES</w:instrText>
+      <w:fldChar w:fldCharType="separate"/>
+      <w:fldChar w:fldCharType="end"/>
+    </w:r>
+  </w:p>
+</w:ftr>
 </file>
 
 <file path=word/numbering.xml><?xml version="1.0" encoding="utf-8"?>
